--- a/assignment3/docs/Text Analysis - Assignment 3 - Sara Murphy - V2.docx
+++ b/assignment3/docs/Text Analysis - Assignment 3 - Sara Murphy - V2.docx
@@ -8266,7 +8266,7 @@
           <w:noProof/>
           <w:lang w:val="en-CA"/>
         </w:rPr>
-        <w:pict w14:anchorId="4BC12421">
+        <w:pict w14:anchorId="6187A860">
           <v:rect id="_x0000_i1027" style="width:0;height:1.5pt" o:hralign="center" o:hrstd="t" o:hr="t" fillcolor="#a0a0a0" stroked="f"/>
         </w:pict>
       </w:r>
@@ -8858,7 +8858,7 @@
           <w:noProof/>
           <w:lang w:val="en-CA"/>
         </w:rPr>
-        <w:pict w14:anchorId="4F50A498">
+        <w:pict w14:anchorId="48B5C687">
           <v:rect id="_x0000_i1026" alt="" style="width:468pt;height:.05pt;mso-width-percent:0;mso-height-percent:0;mso-width-percent:0;mso-height-percent:0" o:hralign="center" o:hrstd="t" o:hr="t" fillcolor="#a0a0a0" stroked="f"/>
         </w:pict>
       </w:r>
@@ -8954,7 +8954,7 @@
         </w:rPr>
       </w:r>
       <w:r>
-        <w:pict w14:anchorId="761591E4">
+        <w:pict w14:anchorId="26A973AA">
           <v:rect id="Horizontal Line 235" o:spid="_x0000_s1026" style="width:468pt;height:.1pt;visibility:visible;mso-wrap-style:square;mso-left-percent:-10001;mso-top-percent:-10001;mso-position-horizontal:absolute;mso-position-horizontal-relative:char;mso-position-vertical:absolute;mso-position-vertical-relative:line;mso-left-percent:-10001;mso-top-percent:-10001;v-text-anchor:top" o:gfxdata="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" filled="f">
             <o:lock v:ext="edit" rotation="t" aspectratio="t" verticies="t" text="t" shapetype="t"/>
             <w10:anchorlock/>
@@ -11078,10 +11078,10 @@
         </w:rPr>
         <w:lastRenderedPageBreak/>
         <w:drawing>
-          <wp:inline distT="0" distB="0" distL="0" distR="0" wp14:anchorId="752924E0" wp14:editId="3C84FE06">
+          <wp:inline distT="0" distB="0" distL="0" distR="0" wp14:anchorId="104E107E" wp14:editId="78780E4F">
             <wp:extent cx="3220085" cy="2743200"/>
             <wp:effectExtent l="0" t="0" r="5715" b="0"/>
-            <wp:docPr id="380672876" name="Picture 5"/>
+            <wp:docPr id="1950917446" name="Picture 9"/>
             <wp:cNvGraphicFramePr>
               <a:graphicFrameLocks xmlns:a="http://schemas.openxmlformats.org/drawingml/2006/main" noChangeAspect="1"/>
             </wp:cNvGraphicFramePr>
@@ -11089,7 +11089,7 @@
               <a:graphicData uri="http://schemas.openxmlformats.org/drawingml/2006/picture">
                 <pic:pic xmlns:pic="http://schemas.openxmlformats.org/drawingml/2006/picture">
                   <pic:nvPicPr>
-                    <pic:cNvPr id="0" name="Picture 238"/>
+                    <pic:cNvPr id="0" name="Picture 246"/>
                     <pic:cNvPicPr>
                       <a:picLocks noChangeAspect="1" noChangeArrowheads="1"/>
                     </pic:cNvPicPr>
@@ -11142,10 +11142,10 @@
           <w:lang w:val="en-CA"/>
         </w:rPr>
         <w:drawing>
-          <wp:inline distT="0" distB="0" distL="0" distR="0" wp14:anchorId="65002678" wp14:editId="519A6A33">
-            <wp:extent cx="5943600" cy="1645285"/>
-            <wp:effectExtent l="0" t="0" r="0" b="5715"/>
-            <wp:docPr id="608397437" name="Picture 1"/>
+          <wp:inline distT="0" distB="0" distL="0" distR="0" wp14:anchorId="72045204" wp14:editId="7D81DBF8">
+            <wp:extent cx="4508390" cy="1837073"/>
+            <wp:effectExtent l="0" t="0" r="635" b="4445"/>
+            <wp:docPr id="1910098082" name="Picture 1"/>
             <wp:cNvGraphicFramePr>
               <a:graphicFrameLocks xmlns:a="http://schemas.openxmlformats.org/drawingml/2006/main" noChangeAspect="1"/>
             </wp:cNvGraphicFramePr>
@@ -11153,7 +11153,7 @@
               <a:graphicData uri="http://schemas.openxmlformats.org/drawingml/2006/picture">
                 <pic:pic xmlns:pic="http://schemas.openxmlformats.org/drawingml/2006/picture">
                   <pic:nvPicPr>
-                    <pic:cNvPr id="608397437" name=""/>
+                    <pic:cNvPr id="1910098082" name=""/>
                     <pic:cNvPicPr/>
                   </pic:nvPicPr>
                   <pic:blipFill>
@@ -11165,7 +11165,7 @@
                   <pic:spPr>
                     <a:xfrm>
                       <a:off x="0" y="0"/>
-                      <a:ext cx="5943600" cy="1645285"/>
+                      <a:ext cx="4513753" cy="1839258"/>
                     </a:xfrm>
                     <a:prstGeom prst="rect">
                       <a:avLst/>
@@ -11197,6 +11197,34 @@
       </w:pPr>
       <w:r>
         <w:rPr>
+          <w:rFonts w:ascii="-webkit-standard" w:hAnsi="-webkit-standard"/>
+          <w:color w:val="000000"/>
+          <w:sz w:val="27"/>
+          <w:szCs w:val="27"/>
+          <w:lang w:val="en-CA"/>
+        </w:rPr>
+        <w:t>“The zero-shot model produced fewer false positives and higher precision (0.78) but lower recall (0.57), indicating that stricter classification criteria reduce over-identification of resource dependence while potentially missing more ambiguous cases.”</w:t>
+      </w:r>
+    </w:p>
+    <w:p>
+      <w:pPr>
+        <w:rPr>
+          <w:b/>
+          <w:bCs/>
+          <w:lang w:val="en-CA"/>
+        </w:rPr>
+      </w:pPr>
+    </w:p>
+    <w:p>
+      <w:pPr>
+        <w:rPr>
+          <w:b/>
+          <w:bCs/>
+          <w:lang w:val="en-CA"/>
+        </w:rPr>
+      </w:pPr>
+      <w:r>
+        <w:rPr>
           <w:b/>
           <w:bCs/>
           <w:lang w:val="en-CA"/>
@@ -11216,11 +11244,12 @@
         <w:rPr>
           <w:noProof/>
         </w:rPr>
+        <w:lastRenderedPageBreak/>
         <w:drawing>
-          <wp:inline distT="0" distB="0" distL="0" distR="0" wp14:anchorId="67DA6352" wp14:editId="167FC03A">
+          <wp:inline distT="0" distB="0" distL="0" distR="0" wp14:anchorId="1ADFA465" wp14:editId="1F5FD408">
             <wp:extent cx="3220085" cy="2743200"/>
             <wp:effectExtent l="0" t="0" r="5715" b="0"/>
-            <wp:docPr id="1375038581" name="Picture 6"/>
+            <wp:docPr id="385143308" name="Picture 10"/>
             <wp:cNvGraphicFramePr>
               <a:graphicFrameLocks xmlns:a="http://schemas.openxmlformats.org/drawingml/2006/main" noChangeAspect="1"/>
             </wp:cNvGraphicFramePr>
@@ -11228,7 +11257,7 @@
               <a:graphicData uri="http://schemas.openxmlformats.org/drawingml/2006/picture">
                 <pic:pic xmlns:pic="http://schemas.openxmlformats.org/drawingml/2006/picture">
                   <pic:nvPicPr>
-                    <pic:cNvPr id="0" name="Picture 240"/>
+                    <pic:cNvPr id="0" name="Picture 248"/>
                     <pic:cNvPicPr>
                       <a:picLocks noChangeAspect="1" noChangeArrowheads="1"/>
                     </pic:cNvPicPr>
@@ -11280,12 +11309,11 @@
           <w:bCs/>
           <w:lang w:val="en-CA"/>
         </w:rPr>
-        <w:lastRenderedPageBreak/>
         <w:drawing>
-          <wp:inline distT="0" distB="0" distL="0" distR="0" wp14:anchorId="168E7AD4" wp14:editId="05865D9A">
-            <wp:extent cx="5943600" cy="2062480"/>
+          <wp:inline distT="0" distB="0" distL="0" distR="0" wp14:anchorId="0622DE5B" wp14:editId="13111E0D">
+            <wp:extent cx="5943600" cy="2289175"/>
             <wp:effectExtent l="0" t="0" r="0" b="0"/>
-            <wp:docPr id="1288085047" name="Picture 1"/>
+            <wp:docPr id="1170900492" name="Picture 1"/>
             <wp:cNvGraphicFramePr>
               <a:graphicFrameLocks xmlns:a="http://schemas.openxmlformats.org/drawingml/2006/main" noChangeAspect="1"/>
             </wp:cNvGraphicFramePr>
@@ -11293,7 +11321,7 @@
               <a:graphicData uri="http://schemas.openxmlformats.org/drawingml/2006/picture">
                 <pic:pic xmlns:pic="http://schemas.openxmlformats.org/drawingml/2006/picture">
                   <pic:nvPicPr>
-                    <pic:cNvPr id="1288085047" name=""/>
+                    <pic:cNvPr id="1170900492" name=""/>
                     <pic:cNvPicPr/>
                   </pic:nvPicPr>
                   <pic:blipFill>
@@ -11305,7 +11333,7 @@
                   <pic:spPr>
                     <a:xfrm>
                       <a:off x="0" y="0"/>
-                      <a:ext cx="5943600" cy="2062480"/>
+                      <a:ext cx="5943600" cy="2289175"/>
                     </a:xfrm>
                     <a:prstGeom prst="rect">
                       <a:avLst/>
@@ -11335,6 +11363,15 @@
           <w:lang w:val="en-CA"/>
         </w:rPr>
       </w:pPr>
+    </w:p>
+    <w:p>
+      <w:pPr>
+        <w:rPr>
+          <w:b/>
+          <w:bCs/>
+          <w:lang w:val="en-CA"/>
+        </w:rPr>
+      </w:pPr>
       <w:r>
         <w:rPr>
           <w:b/>
@@ -11352,15 +11389,25 @@
           <w:lang w:val="en-CA"/>
         </w:rPr>
       </w:pPr>
+    </w:p>
+    <w:p>
+      <w:pPr>
+        <w:rPr>
+          <w:b/>
+          <w:bCs/>
+          <w:lang w:val="en-CA"/>
+        </w:rPr>
+      </w:pPr>
       <w:r>
         <w:rPr>
           <w:noProof/>
         </w:rPr>
+        <w:lastRenderedPageBreak/>
         <w:drawing>
-          <wp:inline distT="0" distB="0" distL="0" distR="0" wp14:anchorId="4B819EE8" wp14:editId="64831DD9">
+          <wp:inline distT="0" distB="0" distL="0" distR="0" wp14:anchorId="335BDCDB" wp14:editId="66349140">
             <wp:extent cx="3220085" cy="2743200"/>
             <wp:effectExtent l="0" t="0" r="5715" b="0"/>
-            <wp:docPr id="824703483" name="Picture 8"/>
+            <wp:docPr id="355459418" name="Picture 11"/>
             <wp:cNvGraphicFramePr>
               <a:graphicFrameLocks xmlns:a="http://schemas.openxmlformats.org/drawingml/2006/main" noChangeAspect="1"/>
             </wp:cNvGraphicFramePr>
@@ -11368,7 +11415,7 @@
               <a:graphicData uri="http://schemas.openxmlformats.org/drawingml/2006/picture">
                 <pic:pic xmlns:pic="http://schemas.openxmlformats.org/drawingml/2006/picture">
                   <pic:nvPicPr>
-                    <pic:cNvPr id="0" name="Picture 244"/>
+                    <pic:cNvPr id="0" name="Picture 250"/>
                     <pic:cNvPicPr>
                       <a:picLocks noChangeAspect="1" noChangeArrowheads="1"/>
                     </pic:cNvPicPr>
@@ -11421,10 +11468,10 @@
           <w:lang w:val="en-CA"/>
         </w:rPr>
         <w:drawing>
-          <wp:inline distT="0" distB="0" distL="0" distR="0" wp14:anchorId="50B6D3FA" wp14:editId="6A69C475">
-            <wp:extent cx="5943600" cy="1973580"/>
-            <wp:effectExtent l="0" t="0" r="0" b="0"/>
-            <wp:docPr id="97450185" name="Picture 1"/>
+          <wp:inline distT="0" distB="0" distL="0" distR="0" wp14:anchorId="09B54056" wp14:editId="0971CEEE">
+            <wp:extent cx="5943600" cy="2031365"/>
+            <wp:effectExtent l="0" t="0" r="0" b="635"/>
+            <wp:docPr id="2019158081" name="Picture 1"/>
             <wp:cNvGraphicFramePr>
               <a:graphicFrameLocks xmlns:a="http://schemas.openxmlformats.org/drawingml/2006/main" noChangeAspect="1"/>
             </wp:cNvGraphicFramePr>
@@ -11432,7 +11479,7 @@
               <a:graphicData uri="http://schemas.openxmlformats.org/drawingml/2006/picture">
                 <pic:pic xmlns:pic="http://schemas.openxmlformats.org/drawingml/2006/picture">
                   <pic:nvPicPr>
-                    <pic:cNvPr id="97450185" name=""/>
+                    <pic:cNvPr id="2019158081" name=""/>
                     <pic:cNvPicPr/>
                   </pic:nvPicPr>
                   <pic:blipFill>
@@ -11444,7 +11491,7 @@
                   <pic:spPr>
                     <a:xfrm>
                       <a:off x="0" y="0"/>
-                      <a:ext cx="5943600" cy="1973580"/>
+                      <a:ext cx="5943600" cy="2031365"/>
                     </a:xfrm>
                     <a:prstGeom prst="rect">
                       <a:avLst/>
@@ -11466,8 +11513,2676 @@
         </w:rPr>
       </w:pPr>
     </w:p>
+    <w:p>
+      <w:pPr>
+        <w:rPr>
+          <w:b/>
+          <w:bCs/>
+          <w:lang w:val="en-CA"/>
+        </w:rPr>
+      </w:pPr>
+    </w:p>
+    <w:p>
+      <w:pPr>
+        <w:rPr>
+          <w:b/>
+          <w:bCs/>
+          <w:lang w:val="en-CA"/>
+        </w:rPr>
+      </w:pPr>
+      <w:r>
+        <w:rPr>
+          <w:b/>
+          <w:bCs/>
+          <w:lang w:val="en-CA"/>
+        </w:rPr>
+        <w:t>REDOING THE CODE ONE MORE TIME!</w:t>
+      </w:r>
+    </w:p>
+    <w:p>
+      <w:pPr>
+        <w:rPr>
+          <w:b/>
+          <w:bCs/>
+          <w:lang w:val="en-CA"/>
+        </w:rPr>
+      </w:pPr>
+    </w:p>
+    <w:p>
+      <w:pPr>
+        <w:shd w:val="clear" w:color="auto" w:fill="FFFFFF"/>
+        <w:spacing w:line="285" w:lineRule="atLeast"/>
+        <w:rPr>
+          <w:rFonts w:ascii="Courier New" w:eastAsia="Times New Roman" w:hAnsi="Courier New" w:cs="Courier New"/>
+          <w:color w:val="000000"/>
+          <w:sz w:val="21"/>
+          <w:szCs w:val="21"/>
+          <w:lang w:val="en-CA"/>
+        </w:rPr>
+      </w:pPr>
+      <w:r>
+        <w:rPr>
+          <w:rFonts w:ascii="Courier New" w:eastAsia="Times New Roman" w:hAnsi="Courier New" w:cs="Courier New"/>
+          <w:color w:val="000000"/>
+          <w:sz w:val="21"/>
+          <w:szCs w:val="21"/>
+          <w:lang w:val="en-CA"/>
+        </w:rPr>
+        <w:t xml:space="preserve">prompt = </w:t>
+      </w:r>
+      <w:r>
+        <w:rPr>
+          <w:rFonts w:ascii="Courier New" w:eastAsia="Times New Roman" w:hAnsi="Courier New" w:cs="Courier New"/>
+          <w:color w:val="A31515"/>
+          <w:sz w:val="21"/>
+          <w:szCs w:val="21"/>
+          <w:lang w:val="en-CA"/>
+        </w:rPr>
+        <w:t>"""</w:t>
+      </w:r>
+    </w:p>
+    <w:p>
+      <w:pPr>
+        <w:shd w:val="clear" w:color="auto" w:fill="FFFFFF"/>
+        <w:spacing w:line="285" w:lineRule="atLeast"/>
+        <w:rPr>
+          <w:rFonts w:ascii="Courier New" w:eastAsia="Times New Roman" w:hAnsi="Courier New" w:cs="Courier New"/>
+          <w:color w:val="000000"/>
+          <w:sz w:val="21"/>
+          <w:szCs w:val="21"/>
+          <w:lang w:val="en-CA"/>
+        </w:rPr>
+      </w:pPr>
+      <w:r>
+        <w:rPr>
+          <w:rFonts w:ascii="Courier New" w:eastAsia="Times New Roman" w:hAnsi="Courier New" w:cs="Courier New"/>
+          <w:color w:val="A31515"/>
+          <w:sz w:val="21"/>
+          <w:szCs w:val="21"/>
+          <w:lang w:val="en-CA"/>
+        </w:rPr>
+        <w:t>Please classify the following sentence as either:</w:t>
+      </w:r>
+    </w:p>
+    <w:p>
+      <w:pPr>
+        <w:shd w:val="clear" w:color="auto" w:fill="FFFFFF"/>
+        <w:spacing w:line="285" w:lineRule="atLeast"/>
+        <w:rPr>
+          <w:rFonts w:ascii="Courier New" w:eastAsia="Times New Roman" w:hAnsi="Courier New" w:cs="Courier New"/>
+          <w:color w:val="000000"/>
+          <w:sz w:val="21"/>
+          <w:szCs w:val="21"/>
+          <w:lang w:val="en-CA"/>
+        </w:rPr>
+      </w:pPr>
+      <w:r>
+        <w:rPr>
+          <w:rFonts w:ascii="Courier New" w:eastAsia="Times New Roman" w:hAnsi="Courier New" w:cs="Courier New"/>
+          <w:color w:val="A31515"/>
+          <w:sz w:val="21"/>
+          <w:szCs w:val="21"/>
+          <w:lang w:val="en-CA"/>
+        </w:rPr>
+        <w:t>- 1 = resource dependence language</w:t>
+      </w:r>
+    </w:p>
+    <w:p>
+      <w:pPr>
+        <w:shd w:val="clear" w:color="auto" w:fill="FFFFFF"/>
+        <w:spacing w:line="285" w:lineRule="atLeast"/>
+        <w:rPr>
+          <w:rFonts w:ascii="Courier New" w:eastAsia="Times New Roman" w:hAnsi="Courier New" w:cs="Courier New"/>
+          <w:color w:val="000000"/>
+          <w:sz w:val="21"/>
+          <w:szCs w:val="21"/>
+          <w:lang w:val="en-CA"/>
+        </w:rPr>
+      </w:pPr>
+      <w:r>
+        <w:rPr>
+          <w:rFonts w:ascii="Courier New" w:eastAsia="Times New Roman" w:hAnsi="Courier New" w:cs="Courier New"/>
+          <w:color w:val="A31515"/>
+          <w:sz w:val="21"/>
+          <w:szCs w:val="21"/>
+          <w:lang w:val="en-CA"/>
+        </w:rPr>
+        <w:t>- 0 = non-resource dependence language</w:t>
+      </w:r>
+    </w:p>
+    <w:p>
+      <w:pPr>
+        <w:shd w:val="clear" w:color="auto" w:fill="FFFFFF"/>
+        <w:spacing w:line="285" w:lineRule="atLeast"/>
+        <w:rPr>
+          <w:rFonts w:ascii="Courier New" w:eastAsia="Times New Roman" w:hAnsi="Courier New" w:cs="Courier New"/>
+          <w:color w:val="000000"/>
+          <w:sz w:val="21"/>
+          <w:szCs w:val="21"/>
+          <w:lang w:val="en-CA"/>
+        </w:rPr>
+      </w:pPr>
+    </w:p>
+    <w:p>
+      <w:pPr>
+        <w:shd w:val="clear" w:color="auto" w:fill="FFFFFF"/>
+        <w:spacing w:line="285" w:lineRule="atLeast"/>
+        <w:rPr>
+          <w:rFonts w:ascii="Courier New" w:eastAsia="Times New Roman" w:hAnsi="Courier New" w:cs="Courier New"/>
+          <w:color w:val="000000"/>
+          <w:sz w:val="21"/>
+          <w:szCs w:val="21"/>
+          <w:lang w:val="en-CA"/>
+        </w:rPr>
+      </w:pPr>
+      <w:r>
+        <w:rPr>
+          <w:rFonts w:ascii="Courier New" w:eastAsia="Times New Roman" w:hAnsi="Courier New" w:cs="Courier New"/>
+          <w:color w:val="A31515"/>
+          <w:sz w:val="21"/>
+          <w:szCs w:val="21"/>
+          <w:lang w:val="en-CA"/>
+        </w:rPr>
+        <w:t>Resource dependence language refers to situations where a university feels constrained by or dependent on the government for revenue/funding. In particular, resource dependent universities feel limited by Ontario policies, such as the domestic tuition freeze, and talk as though there are not alternative ways for their operating revenues to grow or operating expenses to be covered. Less dependent universities look for alternative funding through their own means but also through looking to different layers of government or different programs outside of the tuition framework.</w:t>
+      </w:r>
+    </w:p>
+    <w:p>
+      <w:pPr>
+        <w:shd w:val="clear" w:color="auto" w:fill="FFFFFF"/>
+        <w:spacing w:line="285" w:lineRule="atLeast"/>
+        <w:rPr>
+          <w:rFonts w:ascii="Courier New" w:eastAsia="Times New Roman" w:hAnsi="Courier New" w:cs="Courier New"/>
+          <w:color w:val="000000"/>
+          <w:sz w:val="21"/>
+          <w:szCs w:val="21"/>
+          <w:lang w:val="en-CA"/>
+        </w:rPr>
+      </w:pPr>
+    </w:p>
+    <w:p>
+      <w:pPr>
+        <w:shd w:val="clear" w:color="auto" w:fill="FFFFFF"/>
+        <w:spacing w:line="285" w:lineRule="atLeast"/>
+        <w:rPr>
+          <w:rFonts w:ascii="Courier New" w:eastAsia="Times New Roman" w:hAnsi="Courier New" w:cs="Courier New"/>
+          <w:color w:val="000000"/>
+          <w:sz w:val="21"/>
+          <w:szCs w:val="21"/>
+          <w:lang w:val="en-CA"/>
+        </w:rPr>
+      </w:pPr>
+      <w:r>
+        <w:rPr>
+          <w:rFonts w:ascii="Courier New" w:eastAsia="Times New Roman" w:hAnsi="Courier New" w:cs="Courier New"/>
+          <w:color w:val="A31515"/>
+          <w:sz w:val="21"/>
+          <w:szCs w:val="21"/>
+          <w:lang w:val="en-CA"/>
+        </w:rPr>
+        <w:t>This includes:</w:t>
+      </w:r>
+    </w:p>
+    <w:p>
+      <w:pPr>
+        <w:shd w:val="clear" w:color="auto" w:fill="FFFFFF"/>
+        <w:spacing w:line="285" w:lineRule="atLeast"/>
+        <w:rPr>
+          <w:rFonts w:ascii="Courier New" w:eastAsia="Times New Roman" w:hAnsi="Courier New" w:cs="Courier New"/>
+          <w:color w:val="000000"/>
+          <w:sz w:val="21"/>
+          <w:szCs w:val="21"/>
+          <w:lang w:val="en-CA"/>
+        </w:rPr>
+      </w:pPr>
+      <w:r>
+        <w:rPr>
+          <w:rFonts w:ascii="Courier New" w:eastAsia="Times New Roman" w:hAnsi="Courier New" w:cs="Courier New"/>
+          <w:color w:val="A31515"/>
+          <w:sz w:val="21"/>
+          <w:szCs w:val="21"/>
+          <w:lang w:val="en-CA"/>
+        </w:rPr>
+        <w:t>- being in a vulnerable position</w:t>
+      </w:r>
+    </w:p>
+    <w:p>
+      <w:pPr>
+        <w:shd w:val="clear" w:color="auto" w:fill="FFFFFF"/>
+        <w:spacing w:line="285" w:lineRule="atLeast"/>
+        <w:rPr>
+          <w:rFonts w:ascii="Courier New" w:eastAsia="Times New Roman" w:hAnsi="Courier New" w:cs="Courier New"/>
+          <w:color w:val="000000"/>
+          <w:sz w:val="21"/>
+          <w:szCs w:val="21"/>
+          <w:lang w:val="en-CA"/>
+        </w:rPr>
+      </w:pPr>
+      <w:r>
+        <w:rPr>
+          <w:rFonts w:ascii="Courier New" w:eastAsia="Times New Roman" w:hAnsi="Courier New" w:cs="Courier New"/>
+          <w:color w:val="A31515"/>
+          <w:sz w:val="21"/>
+          <w:szCs w:val="21"/>
+          <w:lang w:val="en-CA"/>
+        </w:rPr>
+        <w:t>- limited financial flexibility</w:t>
+      </w:r>
+    </w:p>
+    <w:p>
+      <w:pPr>
+        <w:shd w:val="clear" w:color="auto" w:fill="FFFFFF"/>
+        <w:spacing w:line="285" w:lineRule="atLeast"/>
+        <w:rPr>
+          <w:rFonts w:ascii="Courier New" w:eastAsia="Times New Roman" w:hAnsi="Courier New" w:cs="Courier New"/>
+          <w:color w:val="000000"/>
+          <w:sz w:val="21"/>
+          <w:szCs w:val="21"/>
+          <w:lang w:val="en-CA"/>
+        </w:rPr>
+      </w:pPr>
+      <w:r>
+        <w:rPr>
+          <w:rFonts w:ascii="Courier New" w:eastAsia="Times New Roman" w:hAnsi="Courier New" w:cs="Courier New"/>
+          <w:color w:val="A31515"/>
+          <w:sz w:val="21"/>
+          <w:szCs w:val="21"/>
+          <w:lang w:val="en-CA"/>
+        </w:rPr>
+        <w:t>- restricted flexibility due to domestic tuition freeze</w:t>
+      </w:r>
+    </w:p>
+    <w:p>
+      <w:pPr>
+        <w:shd w:val="clear" w:color="auto" w:fill="FFFFFF"/>
+        <w:spacing w:line="285" w:lineRule="atLeast"/>
+        <w:rPr>
+          <w:rFonts w:ascii="Courier New" w:eastAsia="Times New Roman" w:hAnsi="Courier New" w:cs="Courier New"/>
+          <w:color w:val="000000"/>
+          <w:sz w:val="21"/>
+          <w:szCs w:val="21"/>
+          <w:lang w:val="en-CA"/>
+        </w:rPr>
+      </w:pPr>
+      <w:r>
+        <w:rPr>
+          <w:rFonts w:ascii="Courier New" w:eastAsia="Times New Roman" w:hAnsi="Courier New" w:cs="Courier New"/>
+          <w:color w:val="A31515"/>
+          <w:sz w:val="21"/>
+          <w:szCs w:val="21"/>
+          <w:lang w:val="en-CA"/>
+        </w:rPr>
+        <w:t>- limited revenue growth opportunities</w:t>
+      </w:r>
+    </w:p>
+    <w:p>
+      <w:pPr>
+        <w:shd w:val="clear" w:color="auto" w:fill="FFFFFF"/>
+        <w:spacing w:line="285" w:lineRule="atLeast"/>
+        <w:rPr>
+          <w:rFonts w:ascii="Courier New" w:eastAsia="Times New Roman" w:hAnsi="Courier New" w:cs="Courier New"/>
+          <w:color w:val="000000"/>
+          <w:sz w:val="21"/>
+          <w:szCs w:val="21"/>
+          <w:lang w:val="en-CA"/>
+        </w:rPr>
+      </w:pPr>
+      <w:r>
+        <w:rPr>
+          <w:rFonts w:ascii="Courier New" w:eastAsia="Times New Roman" w:hAnsi="Courier New" w:cs="Courier New"/>
+          <w:color w:val="A31515"/>
+          <w:sz w:val="21"/>
+          <w:szCs w:val="21"/>
+          <w:lang w:val="en-CA"/>
+        </w:rPr>
+        <w:t>- being disappointed with government decisions to place restrictions</w:t>
+      </w:r>
+    </w:p>
+    <w:p>
+      <w:pPr>
+        <w:shd w:val="clear" w:color="auto" w:fill="FFFFFF"/>
+        <w:spacing w:line="285" w:lineRule="atLeast"/>
+        <w:rPr>
+          <w:rFonts w:ascii="Courier New" w:eastAsia="Times New Roman" w:hAnsi="Courier New" w:cs="Courier New"/>
+          <w:color w:val="000000"/>
+          <w:sz w:val="21"/>
+          <w:szCs w:val="21"/>
+          <w:lang w:val="en-CA"/>
+        </w:rPr>
+      </w:pPr>
+      <w:r>
+        <w:rPr>
+          <w:rFonts w:ascii="Courier New" w:eastAsia="Times New Roman" w:hAnsi="Courier New" w:cs="Courier New"/>
+          <w:color w:val="A31515"/>
+          <w:sz w:val="21"/>
+          <w:szCs w:val="21"/>
+          <w:lang w:val="en-CA"/>
+        </w:rPr>
+        <w:t>- highlighting how insufficient funding is to cover costs</w:t>
+      </w:r>
+    </w:p>
+    <w:p>
+      <w:pPr>
+        <w:shd w:val="clear" w:color="auto" w:fill="FFFFFF"/>
+        <w:spacing w:line="285" w:lineRule="atLeast"/>
+        <w:rPr>
+          <w:rFonts w:ascii="Courier New" w:eastAsia="Times New Roman" w:hAnsi="Courier New" w:cs="Courier New"/>
+          <w:color w:val="000000"/>
+          <w:sz w:val="21"/>
+          <w:szCs w:val="21"/>
+          <w:lang w:val="en-CA"/>
+        </w:rPr>
+      </w:pPr>
+    </w:p>
+    <w:p>
+      <w:pPr>
+        <w:shd w:val="clear" w:color="auto" w:fill="FFFFFF"/>
+        <w:spacing w:line="285" w:lineRule="atLeast"/>
+        <w:rPr>
+          <w:rFonts w:ascii="Courier New" w:eastAsia="Times New Roman" w:hAnsi="Courier New" w:cs="Courier New"/>
+          <w:color w:val="000000"/>
+          <w:sz w:val="21"/>
+          <w:szCs w:val="21"/>
+          <w:lang w:val="en-CA"/>
+        </w:rPr>
+      </w:pPr>
+      <w:r>
+        <w:rPr>
+          <w:rFonts w:ascii="Courier New" w:eastAsia="Times New Roman" w:hAnsi="Courier New" w:cs="Courier New"/>
+          <w:color w:val="A31515"/>
+          <w:sz w:val="21"/>
+          <w:szCs w:val="21"/>
+          <w:lang w:val="en-CA"/>
+        </w:rPr>
+        <w:t>Label 1: Resource dependence</w:t>
+      </w:r>
+    </w:p>
+    <w:p>
+      <w:pPr>
+        <w:shd w:val="clear" w:color="auto" w:fill="FFFFFF"/>
+        <w:spacing w:line="285" w:lineRule="atLeast"/>
+        <w:rPr>
+          <w:rFonts w:ascii="Courier New" w:eastAsia="Times New Roman" w:hAnsi="Courier New" w:cs="Courier New"/>
+          <w:color w:val="000000"/>
+          <w:sz w:val="21"/>
+          <w:szCs w:val="21"/>
+          <w:lang w:val="en-CA"/>
+        </w:rPr>
+      </w:pPr>
+      <w:r>
+        <w:rPr>
+          <w:rFonts w:ascii="Courier New" w:eastAsia="Times New Roman" w:hAnsi="Courier New" w:cs="Courier New"/>
+          <w:color w:val="A31515"/>
+          <w:sz w:val="21"/>
+          <w:szCs w:val="21"/>
+          <w:lang w:val="en-CA"/>
+        </w:rPr>
+        <w:t>Code a sentence as 1 when it indicates that the organization relies on an externally controlled resource and that this relationship limits organizational discretion, creates vulnerability, or shapes organizational responses. This includes both explicit statements of dependence and implicit descriptions of externally constrained revenue or funding streams that materially affect the institution.</w:t>
+      </w:r>
+    </w:p>
+    <w:p>
+      <w:pPr>
+        <w:shd w:val="clear" w:color="auto" w:fill="FFFFFF"/>
+        <w:spacing w:line="285" w:lineRule="atLeast"/>
+        <w:rPr>
+          <w:rFonts w:ascii="Courier New" w:eastAsia="Times New Roman" w:hAnsi="Courier New" w:cs="Courier New"/>
+          <w:color w:val="000000"/>
+          <w:sz w:val="21"/>
+          <w:szCs w:val="21"/>
+          <w:lang w:val="en-CA"/>
+        </w:rPr>
+      </w:pPr>
+    </w:p>
+    <w:p>
+      <w:pPr>
+        <w:shd w:val="clear" w:color="auto" w:fill="FFFFFF"/>
+        <w:spacing w:line="285" w:lineRule="atLeast"/>
+        <w:rPr>
+          <w:rFonts w:ascii="Courier New" w:eastAsia="Times New Roman" w:hAnsi="Courier New" w:cs="Courier New"/>
+          <w:color w:val="000000"/>
+          <w:sz w:val="21"/>
+          <w:szCs w:val="21"/>
+          <w:lang w:val="en-CA"/>
+        </w:rPr>
+      </w:pPr>
+      <w:r>
+        <w:rPr>
+          <w:rFonts w:ascii="Courier New" w:eastAsia="Times New Roman" w:hAnsi="Courier New" w:cs="Courier New"/>
+          <w:color w:val="A31515"/>
+          <w:sz w:val="21"/>
+          <w:szCs w:val="21"/>
+          <w:lang w:val="en-CA"/>
+        </w:rPr>
+        <w:t>Indicators of label 1</w:t>
+      </w:r>
+    </w:p>
+    <w:p>
+      <w:pPr>
+        <w:shd w:val="clear" w:color="auto" w:fill="FFFFFF"/>
+        <w:spacing w:line="285" w:lineRule="atLeast"/>
+        <w:rPr>
+          <w:rFonts w:ascii="Courier New" w:eastAsia="Times New Roman" w:hAnsi="Courier New" w:cs="Courier New"/>
+          <w:color w:val="000000"/>
+          <w:sz w:val="21"/>
+          <w:szCs w:val="21"/>
+          <w:lang w:val="en-CA"/>
+        </w:rPr>
+      </w:pPr>
+      <w:r>
+        <w:rPr>
+          <w:rFonts w:ascii="Courier New" w:eastAsia="Times New Roman" w:hAnsi="Courier New" w:cs="Courier New"/>
+          <w:color w:val="A31515"/>
+          <w:sz w:val="21"/>
+          <w:szCs w:val="21"/>
+          <w:lang w:val="en-CA"/>
+        </w:rPr>
+        <w:t>dependence on government funding, tuition policy, grants, or other externally controlled revenues</w:t>
+      </w:r>
+    </w:p>
+    <w:p>
+      <w:pPr>
+        <w:shd w:val="clear" w:color="auto" w:fill="FFFFFF"/>
+        <w:spacing w:line="285" w:lineRule="atLeast"/>
+        <w:rPr>
+          <w:rFonts w:ascii="Courier New" w:eastAsia="Times New Roman" w:hAnsi="Courier New" w:cs="Courier New"/>
+          <w:color w:val="000000"/>
+          <w:sz w:val="21"/>
+          <w:szCs w:val="21"/>
+          <w:lang w:val="en-CA"/>
+        </w:rPr>
+      </w:pPr>
+      <w:r>
+        <w:rPr>
+          <w:rFonts w:ascii="Courier New" w:eastAsia="Times New Roman" w:hAnsi="Courier New" w:cs="Courier New"/>
+          <w:color w:val="A31515"/>
+          <w:sz w:val="21"/>
+          <w:szCs w:val="21"/>
+          <w:lang w:val="en-CA"/>
+        </w:rPr>
+        <w:t>inability to increase or reallocate revenue freely because of external rules</w:t>
+      </w:r>
+    </w:p>
+    <w:p>
+      <w:pPr>
+        <w:shd w:val="clear" w:color="auto" w:fill="FFFFFF"/>
+        <w:spacing w:line="285" w:lineRule="atLeast"/>
+        <w:rPr>
+          <w:rFonts w:ascii="Courier New" w:eastAsia="Times New Roman" w:hAnsi="Courier New" w:cs="Courier New"/>
+          <w:color w:val="000000"/>
+          <w:sz w:val="21"/>
+          <w:szCs w:val="21"/>
+          <w:lang w:val="en-CA"/>
+        </w:rPr>
+      </w:pPr>
+      <w:r>
+        <w:rPr>
+          <w:rFonts w:ascii="Courier New" w:eastAsia="Times New Roman" w:hAnsi="Courier New" w:cs="Courier New"/>
+          <w:color w:val="A31515"/>
+          <w:sz w:val="21"/>
+          <w:szCs w:val="21"/>
+          <w:lang w:val="en-CA"/>
+        </w:rPr>
+        <w:t>vulnerability, pressure, adaptation, or constraint arising from reliance on those resources</w:t>
+      </w:r>
+    </w:p>
+    <w:p>
+      <w:pPr>
+        <w:shd w:val="clear" w:color="auto" w:fill="FFFFFF"/>
+        <w:spacing w:line="285" w:lineRule="atLeast"/>
+        <w:rPr>
+          <w:rFonts w:ascii="Courier New" w:eastAsia="Times New Roman" w:hAnsi="Courier New" w:cs="Courier New"/>
+          <w:color w:val="000000"/>
+          <w:sz w:val="21"/>
+          <w:szCs w:val="21"/>
+          <w:lang w:val="en-CA"/>
+        </w:rPr>
+      </w:pPr>
+      <w:r>
+        <w:rPr>
+          <w:rFonts w:ascii="Courier New" w:eastAsia="Times New Roman" w:hAnsi="Courier New" w:cs="Courier New"/>
+          <w:color w:val="A31515"/>
+          <w:sz w:val="21"/>
+          <w:szCs w:val="21"/>
+          <w:lang w:val="en-CA"/>
+        </w:rPr>
+        <w:t>descriptions of externally directed revenue streams that reduce organizational flexibility</w:t>
+      </w:r>
+    </w:p>
+    <w:p>
+      <w:pPr>
+        <w:shd w:val="clear" w:color="auto" w:fill="FFFFFF"/>
+        <w:spacing w:line="285" w:lineRule="atLeast"/>
+        <w:rPr>
+          <w:rFonts w:ascii="Courier New" w:eastAsia="Times New Roman" w:hAnsi="Courier New" w:cs="Courier New"/>
+          <w:color w:val="000000"/>
+          <w:sz w:val="21"/>
+          <w:szCs w:val="21"/>
+          <w:lang w:val="en-CA"/>
+        </w:rPr>
+      </w:pPr>
+    </w:p>
+    <w:p>
+      <w:pPr>
+        <w:shd w:val="clear" w:color="auto" w:fill="FFFFFF"/>
+        <w:spacing w:line="285" w:lineRule="atLeast"/>
+        <w:rPr>
+          <w:rFonts w:ascii="Courier New" w:eastAsia="Times New Roman" w:hAnsi="Courier New" w:cs="Courier New"/>
+          <w:color w:val="000000"/>
+          <w:sz w:val="21"/>
+          <w:szCs w:val="21"/>
+          <w:lang w:val="en-CA"/>
+        </w:rPr>
+      </w:pPr>
+      <w:r>
+        <w:rPr>
+          <w:rFonts w:ascii="Courier New" w:eastAsia="Times New Roman" w:hAnsi="Courier New" w:cs="Courier New"/>
+          <w:color w:val="A31515"/>
+          <w:sz w:val="21"/>
+          <w:szCs w:val="21"/>
+          <w:lang w:val="en-CA"/>
+        </w:rPr>
+        <w:t>Label 0: No resource dependence</w:t>
+      </w:r>
+    </w:p>
+    <w:p>
+      <w:pPr>
+        <w:shd w:val="clear" w:color="auto" w:fill="FFFFFF"/>
+        <w:spacing w:line="285" w:lineRule="atLeast"/>
+        <w:rPr>
+          <w:rFonts w:ascii="Courier New" w:eastAsia="Times New Roman" w:hAnsi="Courier New" w:cs="Courier New"/>
+          <w:color w:val="000000"/>
+          <w:sz w:val="21"/>
+          <w:szCs w:val="21"/>
+          <w:lang w:val="en-CA"/>
+        </w:rPr>
+      </w:pPr>
+      <w:r>
+        <w:rPr>
+          <w:rFonts w:ascii="Courier New" w:eastAsia="Times New Roman" w:hAnsi="Courier New" w:cs="Courier New"/>
+          <w:color w:val="A31515"/>
+          <w:sz w:val="21"/>
+          <w:szCs w:val="21"/>
+          <w:lang w:val="en-CA"/>
+        </w:rPr>
+        <w:t>Code a sentence as 0 when it does not indicate a dependence relationship. This includes general mentions of policy, regulation, financial conditions, or organizational strategy that do not connect external control of resources to institutional reliance, vulnerability, or reduced discretion.</w:t>
+      </w:r>
+    </w:p>
+    <w:p>
+      <w:pPr>
+        <w:shd w:val="clear" w:color="auto" w:fill="FFFFFF"/>
+        <w:spacing w:line="285" w:lineRule="atLeast"/>
+        <w:rPr>
+          <w:rFonts w:ascii="Courier New" w:eastAsia="Times New Roman" w:hAnsi="Courier New" w:cs="Courier New"/>
+          <w:color w:val="000000"/>
+          <w:sz w:val="21"/>
+          <w:szCs w:val="21"/>
+          <w:lang w:val="en-CA"/>
+        </w:rPr>
+      </w:pPr>
+    </w:p>
+    <w:p>
+      <w:pPr>
+        <w:shd w:val="clear" w:color="auto" w:fill="FFFFFF"/>
+        <w:spacing w:line="285" w:lineRule="atLeast"/>
+        <w:rPr>
+          <w:rFonts w:ascii="Courier New" w:eastAsia="Times New Roman" w:hAnsi="Courier New" w:cs="Courier New"/>
+          <w:color w:val="000000"/>
+          <w:sz w:val="21"/>
+          <w:szCs w:val="21"/>
+          <w:lang w:val="en-CA"/>
+        </w:rPr>
+      </w:pPr>
+      <w:r>
+        <w:rPr>
+          <w:rFonts w:ascii="Courier New" w:eastAsia="Times New Roman" w:hAnsi="Courier New" w:cs="Courier New"/>
+          <w:color w:val="A31515"/>
+          <w:sz w:val="21"/>
+          <w:szCs w:val="21"/>
+          <w:lang w:val="en-CA"/>
+        </w:rPr>
+        <w:t>Indicators of label 0:</w:t>
+      </w:r>
+    </w:p>
+    <w:p>
+      <w:pPr>
+        <w:shd w:val="clear" w:color="auto" w:fill="FFFFFF"/>
+        <w:spacing w:line="285" w:lineRule="atLeast"/>
+        <w:rPr>
+          <w:rFonts w:ascii="Courier New" w:eastAsia="Times New Roman" w:hAnsi="Courier New" w:cs="Courier New"/>
+          <w:color w:val="000000"/>
+          <w:sz w:val="21"/>
+          <w:szCs w:val="21"/>
+          <w:lang w:val="en-CA"/>
+        </w:rPr>
+      </w:pPr>
+      <w:r>
+        <w:rPr>
+          <w:rFonts w:ascii="Courier New" w:eastAsia="Times New Roman" w:hAnsi="Courier New" w:cs="Courier New"/>
+          <w:color w:val="A31515"/>
+          <w:sz w:val="21"/>
+          <w:szCs w:val="21"/>
+          <w:lang w:val="en-CA"/>
+        </w:rPr>
+        <w:t>descriptive budget information only</w:t>
+      </w:r>
+    </w:p>
+    <w:p>
+      <w:pPr>
+        <w:shd w:val="clear" w:color="auto" w:fill="FFFFFF"/>
+        <w:spacing w:line="285" w:lineRule="atLeast"/>
+        <w:rPr>
+          <w:rFonts w:ascii="Courier New" w:eastAsia="Times New Roman" w:hAnsi="Courier New" w:cs="Courier New"/>
+          <w:color w:val="000000"/>
+          <w:sz w:val="21"/>
+          <w:szCs w:val="21"/>
+          <w:lang w:val="en-CA"/>
+        </w:rPr>
+      </w:pPr>
+      <w:r>
+        <w:rPr>
+          <w:rFonts w:ascii="Courier New" w:eastAsia="Times New Roman" w:hAnsi="Courier New" w:cs="Courier New"/>
+          <w:color w:val="A31515"/>
+          <w:sz w:val="21"/>
+          <w:szCs w:val="21"/>
+          <w:lang w:val="en-CA"/>
+        </w:rPr>
+        <w:t>general references to regulation or government without resource reliance</w:t>
+      </w:r>
+    </w:p>
+    <w:p>
+      <w:pPr>
+        <w:shd w:val="clear" w:color="auto" w:fill="FFFFFF"/>
+        <w:spacing w:line="285" w:lineRule="atLeast"/>
+        <w:rPr>
+          <w:rFonts w:ascii="Courier New" w:eastAsia="Times New Roman" w:hAnsi="Courier New" w:cs="Courier New"/>
+          <w:color w:val="000000"/>
+          <w:sz w:val="21"/>
+          <w:szCs w:val="21"/>
+          <w:lang w:val="en-CA"/>
+        </w:rPr>
+      </w:pPr>
+      <w:r>
+        <w:rPr>
+          <w:rFonts w:ascii="Courier New" w:eastAsia="Times New Roman" w:hAnsi="Courier New" w:cs="Courier New"/>
+          <w:color w:val="A31515"/>
+          <w:sz w:val="21"/>
+          <w:szCs w:val="21"/>
+          <w:lang w:val="en-CA"/>
+        </w:rPr>
+        <w:t>internal decisions or priorities not tied to externally controlled resources</w:t>
+      </w:r>
+    </w:p>
+    <w:p>
+      <w:pPr>
+        <w:shd w:val="clear" w:color="auto" w:fill="FFFFFF"/>
+        <w:spacing w:line="285" w:lineRule="atLeast"/>
+        <w:rPr>
+          <w:rFonts w:ascii="Courier New" w:eastAsia="Times New Roman" w:hAnsi="Courier New" w:cs="Courier New"/>
+          <w:color w:val="000000"/>
+          <w:sz w:val="21"/>
+          <w:szCs w:val="21"/>
+          <w:lang w:val="en-CA"/>
+        </w:rPr>
+      </w:pPr>
+      <w:r>
+        <w:rPr>
+          <w:rFonts w:ascii="Courier New" w:eastAsia="Times New Roman" w:hAnsi="Courier New" w:cs="Courier New"/>
+          <w:color w:val="A31515"/>
+          <w:sz w:val="21"/>
+          <w:szCs w:val="21"/>
+          <w:lang w:val="en-CA"/>
+        </w:rPr>
+        <w:t>financial pressure not linked to outside-controlled revenue or funding</w:t>
+      </w:r>
+    </w:p>
+    <w:p>
+      <w:pPr>
+        <w:shd w:val="clear" w:color="auto" w:fill="FFFFFF"/>
+        <w:spacing w:line="285" w:lineRule="atLeast"/>
+        <w:rPr>
+          <w:rFonts w:ascii="Courier New" w:eastAsia="Times New Roman" w:hAnsi="Courier New" w:cs="Courier New"/>
+          <w:color w:val="000000"/>
+          <w:sz w:val="21"/>
+          <w:szCs w:val="21"/>
+          <w:lang w:val="en-CA"/>
+        </w:rPr>
+      </w:pPr>
+    </w:p>
+    <w:p>
+      <w:pPr>
+        <w:shd w:val="clear" w:color="auto" w:fill="FFFFFF"/>
+        <w:spacing w:line="285" w:lineRule="atLeast"/>
+        <w:rPr>
+          <w:rFonts w:ascii="Courier New" w:eastAsia="Times New Roman" w:hAnsi="Courier New" w:cs="Courier New"/>
+          <w:color w:val="000000"/>
+          <w:sz w:val="21"/>
+          <w:szCs w:val="21"/>
+          <w:lang w:val="en-CA"/>
+        </w:rPr>
+      </w:pPr>
+      <w:r>
+        <w:rPr>
+          <w:rFonts w:ascii="Courier New" w:eastAsia="Times New Roman" w:hAnsi="Courier New" w:cs="Courier New"/>
+          <w:color w:val="A31515"/>
+          <w:sz w:val="21"/>
+          <w:szCs w:val="21"/>
+          <w:lang w:val="en-CA"/>
+        </w:rPr>
+        <w:t>Only assign 1 if the sentence clearly reflects being "stuck", vulnerable or highly dependent on the government for resources. Simply stating or describing policy changes (such as the tuition freeze) is not a sign of resource dependence language.</w:t>
+      </w:r>
+    </w:p>
+    <w:p>
+      <w:pPr>
+        <w:shd w:val="clear" w:color="auto" w:fill="FFFFFF"/>
+        <w:spacing w:line="285" w:lineRule="atLeast"/>
+        <w:rPr>
+          <w:rFonts w:ascii="Courier New" w:eastAsia="Times New Roman" w:hAnsi="Courier New" w:cs="Courier New"/>
+          <w:color w:val="000000"/>
+          <w:sz w:val="21"/>
+          <w:szCs w:val="21"/>
+          <w:lang w:val="en-CA"/>
+        </w:rPr>
+      </w:pPr>
+      <w:r>
+        <w:rPr>
+          <w:rFonts w:ascii="Courier New" w:eastAsia="Times New Roman" w:hAnsi="Courier New" w:cs="Courier New"/>
+          <w:color w:val="A31515"/>
+          <w:sz w:val="21"/>
+          <w:szCs w:val="21"/>
+          <w:lang w:val="en-CA"/>
+        </w:rPr>
+        <w:lastRenderedPageBreak/>
+        <w:t>A sentence should NOT be coded as 1 if it only describes funding amounts, allocations, or government commitments without indicating that the institution relies on, is constrained by, or is vulnerable to that funding.</w:t>
+      </w:r>
+    </w:p>
+    <w:p>
+      <w:pPr>
+        <w:shd w:val="clear" w:color="auto" w:fill="FFFFFF"/>
+        <w:spacing w:line="285" w:lineRule="atLeast"/>
+        <w:rPr>
+          <w:rFonts w:ascii="Courier New" w:eastAsia="Times New Roman" w:hAnsi="Courier New" w:cs="Courier New"/>
+          <w:color w:val="000000"/>
+          <w:sz w:val="21"/>
+          <w:szCs w:val="21"/>
+          <w:lang w:val="en-CA"/>
+        </w:rPr>
+      </w:pPr>
+      <w:r>
+        <w:rPr>
+          <w:rFonts w:ascii="Courier New" w:eastAsia="Times New Roman" w:hAnsi="Courier New" w:cs="Courier New"/>
+          <w:color w:val="A31515"/>
+          <w:sz w:val="21"/>
+          <w:szCs w:val="21"/>
+          <w:lang w:val="en-CA"/>
+        </w:rPr>
+        <w:t>References to funding or government support alone should be coded as 0. However, references to externally imposed conditions, performance requirements, or directives that shape how resources are allocated or used should be coded as 1, even if dependence is not explicitly stated.”</w:t>
+      </w:r>
+    </w:p>
+    <w:p>
+      <w:pPr>
+        <w:shd w:val="clear" w:color="auto" w:fill="FFFFFF"/>
+        <w:spacing w:line="285" w:lineRule="atLeast"/>
+        <w:rPr>
+          <w:rFonts w:ascii="Courier New" w:eastAsia="Times New Roman" w:hAnsi="Courier New" w:cs="Courier New"/>
+          <w:color w:val="000000"/>
+          <w:sz w:val="21"/>
+          <w:szCs w:val="21"/>
+          <w:lang w:val="en-CA"/>
+        </w:rPr>
+      </w:pPr>
+    </w:p>
+    <w:p>
+      <w:pPr>
+        <w:shd w:val="clear" w:color="auto" w:fill="FFFFFF"/>
+        <w:spacing w:line="285" w:lineRule="atLeast"/>
+        <w:rPr>
+          <w:rFonts w:ascii="Courier New" w:eastAsia="Times New Roman" w:hAnsi="Courier New" w:cs="Courier New"/>
+          <w:color w:val="000000"/>
+          <w:sz w:val="21"/>
+          <w:szCs w:val="21"/>
+          <w:lang w:val="en-CA"/>
+        </w:rPr>
+      </w:pPr>
+      <w:r>
+        <w:rPr>
+          <w:rFonts w:ascii="Courier New" w:eastAsia="Times New Roman" w:hAnsi="Courier New" w:cs="Courier New"/>
+          <w:color w:val="A31515"/>
+          <w:sz w:val="21"/>
+          <w:szCs w:val="21"/>
+          <w:lang w:val="en-CA"/>
+        </w:rPr>
+        <w:t>Step 1</w:t>
+      </w:r>
+    </w:p>
+    <w:p>
+      <w:pPr>
+        <w:shd w:val="clear" w:color="auto" w:fill="FFFFFF"/>
+        <w:spacing w:line="285" w:lineRule="atLeast"/>
+        <w:rPr>
+          <w:rFonts w:ascii="Courier New" w:eastAsia="Times New Roman" w:hAnsi="Courier New" w:cs="Courier New"/>
+          <w:color w:val="000000"/>
+          <w:sz w:val="21"/>
+          <w:szCs w:val="21"/>
+          <w:lang w:val="en-CA"/>
+        </w:rPr>
+      </w:pPr>
+      <w:r>
+        <w:rPr>
+          <w:rFonts w:ascii="Courier New" w:eastAsia="Times New Roman" w:hAnsi="Courier New" w:cs="Courier New"/>
+          <w:color w:val="A31515"/>
+          <w:sz w:val="21"/>
+          <w:szCs w:val="21"/>
+          <w:lang w:val="en-CA"/>
+        </w:rPr>
+        <w:t>Does the sentence refer to a resource or revenue stream?</w:t>
+      </w:r>
+    </w:p>
+    <w:p>
+      <w:pPr>
+        <w:shd w:val="clear" w:color="auto" w:fill="FFFFFF"/>
+        <w:spacing w:line="285" w:lineRule="atLeast"/>
+        <w:rPr>
+          <w:rFonts w:ascii="Courier New" w:eastAsia="Times New Roman" w:hAnsi="Courier New" w:cs="Courier New"/>
+          <w:color w:val="000000"/>
+          <w:sz w:val="21"/>
+          <w:szCs w:val="21"/>
+          <w:lang w:val="en-CA"/>
+        </w:rPr>
+      </w:pPr>
+      <w:r>
+        <w:rPr>
+          <w:rFonts w:ascii="Courier New" w:eastAsia="Times New Roman" w:hAnsi="Courier New" w:cs="Courier New"/>
+          <w:color w:val="A31515"/>
+          <w:sz w:val="21"/>
+          <w:szCs w:val="21"/>
+          <w:lang w:val="en-CA"/>
+        </w:rPr>
+        <w:t>If no → 0</w:t>
+      </w:r>
+    </w:p>
+    <w:p>
+      <w:pPr>
+        <w:shd w:val="clear" w:color="auto" w:fill="FFFFFF"/>
+        <w:spacing w:line="285" w:lineRule="atLeast"/>
+        <w:rPr>
+          <w:rFonts w:ascii="Courier New" w:eastAsia="Times New Roman" w:hAnsi="Courier New" w:cs="Courier New"/>
+          <w:color w:val="000000"/>
+          <w:sz w:val="21"/>
+          <w:szCs w:val="21"/>
+          <w:lang w:val="en-CA"/>
+        </w:rPr>
+      </w:pPr>
+      <w:r>
+        <w:rPr>
+          <w:rFonts w:ascii="Courier New" w:eastAsia="Times New Roman" w:hAnsi="Courier New" w:cs="Courier New"/>
+          <w:color w:val="A31515"/>
+          <w:sz w:val="21"/>
+          <w:szCs w:val="21"/>
+          <w:lang w:val="en-CA"/>
+        </w:rPr>
+        <w:t>If yes → go to Step 2</w:t>
+      </w:r>
+    </w:p>
+    <w:p>
+      <w:pPr>
+        <w:shd w:val="clear" w:color="auto" w:fill="FFFFFF"/>
+        <w:spacing w:line="285" w:lineRule="atLeast"/>
+        <w:rPr>
+          <w:rFonts w:ascii="Courier New" w:eastAsia="Times New Roman" w:hAnsi="Courier New" w:cs="Courier New"/>
+          <w:color w:val="000000"/>
+          <w:sz w:val="21"/>
+          <w:szCs w:val="21"/>
+          <w:lang w:val="en-CA"/>
+        </w:rPr>
+      </w:pPr>
+    </w:p>
+    <w:p>
+      <w:pPr>
+        <w:shd w:val="clear" w:color="auto" w:fill="FFFFFF"/>
+        <w:spacing w:line="285" w:lineRule="atLeast"/>
+        <w:rPr>
+          <w:rFonts w:ascii="Courier New" w:eastAsia="Times New Roman" w:hAnsi="Courier New" w:cs="Courier New"/>
+          <w:color w:val="000000"/>
+          <w:sz w:val="21"/>
+          <w:szCs w:val="21"/>
+          <w:lang w:val="en-CA"/>
+        </w:rPr>
+      </w:pPr>
+      <w:r>
+        <w:rPr>
+          <w:rFonts w:ascii="Courier New" w:eastAsia="Times New Roman" w:hAnsi="Courier New" w:cs="Courier New"/>
+          <w:color w:val="A31515"/>
+          <w:sz w:val="21"/>
+          <w:szCs w:val="21"/>
+          <w:lang w:val="en-CA"/>
+        </w:rPr>
+        <w:t>Step 2</w:t>
+      </w:r>
+    </w:p>
+    <w:p>
+      <w:pPr>
+        <w:shd w:val="clear" w:color="auto" w:fill="FFFFFF"/>
+        <w:spacing w:line="285" w:lineRule="atLeast"/>
+        <w:rPr>
+          <w:rFonts w:ascii="Courier New" w:eastAsia="Times New Roman" w:hAnsi="Courier New" w:cs="Courier New"/>
+          <w:color w:val="000000"/>
+          <w:sz w:val="21"/>
+          <w:szCs w:val="21"/>
+          <w:lang w:val="en-CA"/>
+        </w:rPr>
+      </w:pPr>
+      <w:r>
+        <w:rPr>
+          <w:rFonts w:ascii="Courier New" w:eastAsia="Times New Roman" w:hAnsi="Courier New" w:cs="Courier New"/>
+          <w:color w:val="A31515"/>
+          <w:sz w:val="21"/>
+          <w:szCs w:val="21"/>
+          <w:lang w:val="en-CA"/>
+        </w:rPr>
+        <w:t>Is that resource externally controlled, allocated, capped, regulated, or influenced by another actor?</w:t>
+      </w:r>
+    </w:p>
+    <w:p>
+      <w:pPr>
+        <w:shd w:val="clear" w:color="auto" w:fill="FFFFFF"/>
+        <w:spacing w:line="285" w:lineRule="atLeast"/>
+        <w:rPr>
+          <w:rFonts w:ascii="Courier New" w:eastAsia="Times New Roman" w:hAnsi="Courier New" w:cs="Courier New"/>
+          <w:color w:val="000000"/>
+          <w:sz w:val="21"/>
+          <w:szCs w:val="21"/>
+          <w:lang w:val="en-CA"/>
+        </w:rPr>
+      </w:pPr>
+      <w:r>
+        <w:rPr>
+          <w:rFonts w:ascii="Courier New" w:eastAsia="Times New Roman" w:hAnsi="Courier New" w:cs="Courier New"/>
+          <w:color w:val="A31515"/>
+          <w:sz w:val="21"/>
+          <w:szCs w:val="21"/>
+          <w:lang w:val="en-CA"/>
+        </w:rPr>
+        <w:t>If no → 0</w:t>
+      </w:r>
+    </w:p>
+    <w:p>
+      <w:pPr>
+        <w:shd w:val="clear" w:color="auto" w:fill="FFFFFF"/>
+        <w:spacing w:line="285" w:lineRule="atLeast"/>
+        <w:rPr>
+          <w:rFonts w:ascii="Courier New" w:eastAsia="Times New Roman" w:hAnsi="Courier New" w:cs="Courier New"/>
+          <w:color w:val="000000"/>
+          <w:sz w:val="21"/>
+          <w:szCs w:val="21"/>
+          <w:lang w:val="en-CA"/>
+        </w:rPr>
+      </w:pPr>
+    </w:p>
+    <w:p>
+      <w:pPr>
+        <w:shd w:val="clear" w:color="auto" w:fill="FFFFFF"/>
+        <w:spacing w:line="285" w:lineRule="atLeast"/>
+        <w:rPr>
+          <w:rFonts w:ascii="Courier New" w:eastAsia="Times New Roman" w:hAnsi="Courier New" w:cs="Courier New"/>
+          <w:color w:val="000000"/>
+          <w:sz w:val="21"/>
+          <w:szCs w:val="21"/>
+          <w:lang w:val="en-CA"/>
+        </w:rPr>
+      </w:pPr>
+      <w:r>
+        <w:rPr>
+          <w:rFonts w:ascii="Courier New" w:eastAsia="Times New Roman" w:hAnsi="Courier New" w:cs="Courier New"/>
+          <w:color w:val="A31515"/>
+          <w:sz w:val="21"/>
+          <w:szCs w:val="21"/>
+          <w:lang w:val="en-CA"/>
+        </w:rPr>
+        <w:t>If yes → go to Step 3</w:t>
+      </w:r>
+    </w:p>
+    <w:p>
+      <w:pPr>
+        <w:shd w:val="clear" w:color="auto" w:fill="FFFFFF"/>
+        <w:spacing w:line="285" w:lineRule="atLeast"/>
+        <w:rPr>
+          <w:rFonts w:ascii="Courier New" w:eastAsia="Times New Roman" w:hAnsi="Courier New" w:cs="Courier New"/>
+          <w:color w:val="000000"/>
+          <w:sz w:val="21"/>
+          <w:szCs w:val="21"/>
+          <w:lang w:val="en-CA"/>
+        </w:rPr>
+      </w:pPr>
+      <w:r>
+        <w:rPr>
+          <w:rFonts w:ascii="Courier New" w:eastAsia="Times New Roman" w:hAnsi="Courier New" w:cs="Courier New"/>
+          <w:color w:val="A31515"/>
+          <w:sz w:val="21"/>
+          <w:szCs w:val="21"/>
+          <w:lang w:val="en-CA"/>
+        </w:rPr>
+        <w:t>Step 3</w:t>
+      </w:r>
+    </w:p>
+    <w:p>
+      <w:pPr>
+        <w:shd w:val="clear" w:color="auto" w:fill="FFFFFF"/>
+        <w:spacing w:line="285" w:lineRule="atLeast"/>
+        <w:rPr>
+          <w:rFonts w:ascii="Courier New" w:eastAsia="Times New Roman" w:hAnsi="Courier New" w:cs="Courier New"/>
+          <w:color w:val="000000"/>
+          <w:sz w:val="21"/>
+          <w:szCs w:val="21"/>
+          <w:lang w:val="en-CA"/>
+        </w:rPr>
+      </w:pPr>
+      <w:r>
+        <w:rPr>
+          <w:rFonts w:ascii="Courier New" w:eastAsia="Times New Roman" w:hAnsi="Courier New" w:cs="Courier New"/>
+          <w:color w:val="A31515"/>
+          <w:sz w:val="21"/>
+          <w:szCs w:val="21"/>
+          <w:lang w:val="en-CA"/>
+        </w:rPr>
+        <w:t>Does the sentence indicate reliance, reduced flexibility, vulnerability, or organizational consequences because of that external control?</w:t>
+      </w:r>
+    </w:p>
+    <w:p>
+      <w:pPr>
+        <w:shd w:val="clear" w:color="auto" w:fill="FFFFFF"/>
+        <w:spacing w:line="285" w:lineRule="atLeast"/>
+        <w:rPr>
+          <w:rFonts w:ascii="Courier New" w:eastAsia="Times New Roman" w:hAnsi="Courier New" w:cs="Courier New"/>
+          <w:color w:val="000000"/>
+          <w:sz w:val="21"/>
+          <w:szCs w:val="21"/>
+          <w:lang w:val="en-CA"/>
+        </w:rPr>
+      </w:pPr>
+      <w:r>
+        <w:rPr>
+          <w:rFonts w:ascii="Courier New" w:eastAsia="Times New Roman" w:hAnsi="Courier New" w:cs="Courier New"/>
+          <w:color w:val="A31515"/>
+          <w:sz w:val="21"/>
+          <w:szCs w:val="21"/>
+          <w:lang w:val="en-CA"/>
+        </w:rPr>
+        <w:t>If yes → 1</w:t>
+      </w:r>
+    </w:p>
+    <w:p>
+      <w:pPr>
+        <w:shd w:val="clear" w:color="auto" w:fill="FFFFFF"/>
+        <w:spacing w:line="285" w:lineRule="atLeast"/>
+        <w:rPr>
+          <w:rFonts w:ascii="Courier New" w:eastAsia="Times New Roman" w:hAnsi="Courier New" w:cs="Courier New"/>
+          <w:color w:val="000000"/>
+          <w:sz w:val="21"/>
+          <w:szCs w:val="21"/>
+          <w:lang w:val="en-CA"/>
+        </w:rPr>
+      </w:pPr>
+      <w:r>
+        <w:rPr>
+          <w:rFonts w:ascii="Courier New" w:eastAsia="Times New Roman" w:hAnsi="Courier New" w:cs="Courier New"/>
+          <w:color w:val="A31515"/>
+          <w:sz w:val="21"/>
+          <w:szCs w:val="21"/>
+          <w:lang w:val="en-CA"/>
+        </w:rPr>
+        <w:t>If no → 0</w:t>
+      </w:r>
+    </w:p>
+    <w:p>
+      <w:pPr>
+        <w:shd w:val="clear" w:color="auto" w:fill="FFFFFF"/>
+        <w:spacing w:line="285" w:lineRule="atLeast"/>
+        <w:rPr>
+          <w:rFonts w:ascii="Courier New" w:eastAsia="Times New Roman" w:hAnsi="Courier New" w:cs="Courier New"/>
+          <w:color w:val="000000"/>
+          <w:sz w:val="21"/>
+          <w:szCs w:val="21"/>
+          <w:lang w:val="en-CA"/>
+        </w:rPr>
+      </w:pPr>
+    </w:p>
+    <w:p>
+      <w:pPr>
+        <w:shd w:val="clear" w:color="auto" w:fill="FFFFFF"/>
+        <w:spacing w:line="285" w:lineRule="atLeast"/>
+        <w:rPr>
+          <w:rFonts w:ascii="Courier New" w:eastAsia="Times New Roman" w:hAnsi="Courier New" w:cs="Courier New"/>
+          <w:color w:val="000000"/>
+          <w:sz w:val="21"/>
+          <w:szCs w:val="21"/>
+          <w:lang w:val="en-CA"/>
+        </w:rPr>
+      </w:pPr>
+      <w:r>
+        <w:rPr>
+          <w:rFonts w:ascii="Courier New" w:eastAsia="Times New Roman" w:hAnsi="Courier New" w:cs="Courier New"/>
+          <w:color w:val="A31515"/>
+          <w:sz w:val="21"/>
+          <w:szCs w:val="21"/>
+          <w:lang w:val="en-CA"/>
+        </w:rPr>
+        <w:t>Code 0</w:t>
+      </w:r>
+    </w:p>
+    <w:p>
+      <w:pPr>
+        <w:shd w:val="clear" w:color="auto" w:fill="FFFFFF"/>
+        <w:spacing w:line="285" w:lineRule="atLeast"/>
+        <w:rPr>
+          <w:rFonts w:ascii="Courier New" w:eastAsia="Times New Roman" w:hAnsi="Courier New" w:cs="Courier New"/>
+          <w:color w:val="000000"/>
+          <w:sz w:val="21"/>
+          <w:szCs w:val="21"/>
+          <w:lang w:val="en-CA"/>
+        </w:rPr>
+      </w:pPr>
+      <w:r>
+        <w:rPr>
+          <w:rFonts w:ascii="Courier New" w:eastAsia="Times New Roman" w:hAnsi="Courier New" w:cs="Courier New"/>
+          <w:color w:val="A31515"/>
+          <w:sz w:val="21"/>
+          <w:szCs w:val="21"/>
+          <w:lang w:val="en-CA"/>
+        </w:rPr>
+        <w:t>“Tuition rates are set by the province.”</w:t>
+      </w:r>
+    </w:p>
+    <w:p>
+      <w:pPr>
+        <w:shd w:val="clear" w:color="auto" w:fill="FFFFFF"/>
+        <w:spacing w:line="285" w:lineRule="atLeast"/>
+        <w:rPr>
+          <w:rFonts w:ascii="Courier New" w:eastAsia="Times New Roman" w:hAnsi="Courier New" w:cs="Courier New"/>
+          <w:color w:val="000000"/>
+          <w:sz w:val="21"/>
+          <w:szCs w:val="21"/>
+          <w:lang w:val="en-CA"/>
+        </w:rPr>
+      </w:pPr>
+      <w:r>
+        <w:rPr>
+          <w:rFonts w:ascii="Courier New" w:eastAsia="Times New Roman" w:hAnsi="Courier New" w:cs="Courier New"/>
+          <w:color w:val="A31515"/>
+          <w:sz w:val="21"/>
+          <w:szCs w:val="21"/>
+          <w:lang w:val="en-CA"/>
+        </w:rPr>
+        <w:t>Reason: regulation alone; no reliance or consequence stated.</w:t>
+      </w:r>
+    </w:p>
+    <w:p>
+      <w:pPr>
+        <w:shd w:val="clear" w:color="auto" w:fill="FFFFFF"/>
+        <w:spacing w:line="285" w:lineRule="atLeast"/>
+        <w:rPr>
+          <w:rFonts w:ascii="Courier New" w:eastAsia="Times New Roman" w:hAnsi="Courier New" w:cs="Courier New"/>
+          <w:color w:val="000000"/>
+          <w:sz w:val="21"/>
+          <w:szCs w:val="21"/>
+          <w:lang w:val="en-CA"/>
+        </w:rPr>
+      </w:pPr>
+      <w:r>
+        <w:rPr>
+          <w:rFonts w:ascii="Courier New" w:eastAsia="Times New Roman" w:hAnsi="Courier New" w:cs="Courier New"/>
+          <w:color w:val="A31515"/>
+          <w:sz w:val="21"/>
+          <w:szCs w:val="21"/>
+          <w:lang w:val="en-CA"/>
+        </w:rPr>
+        <w:t>Code 1</w:t>
+      </w:r>
+    </w:p>
+    <w:p>
+      <w:pPr>
+        <w:shd w:val="clear" w:color="auto" w:fill="FFFFFF"/>
+        <w:spacing w:line="285" w:lineRule="atLeast"/>
+        <w:rPr>
+          <w:rFonts w:ascii="Courier New" w:eastAsia="Times New Roman" w:hAnsi="Courier New" w:cs="Courier New"/>
+          <w:color w:val="000000"/>
+          <w:sz w:val="21"/>
+          <w:szCs w:val="21"/>
+          <w:lang w:val="en-CA"/>
+        </w:rPr>
+      </w:pPr>
+      <w:r>
+        <w:rPr>
+          <w:rFonts w:ascii="Courier New" w:eastAsia="Times New Roman" w:hAnsi="Courier New" w:cs="Courier New"/>
+          <w:color w:val="A31515"/>
+          <w:sz w:val="21"/>
+          <w:szCs w:val="21"/>
+          <w:lang w:val="en-CA"/>
+        </w:rPr>
+        <w:t>“Provincially capped tuition limits the university’s ability to generate additional revenue.”</w:t>
+      </w:r>
+    </w:p>
+    <w:p>
+      <w:pPr>
+        <w:shd w:val="clear" w:color="auto" w:fill="FFFFFF"/>
+        <w:spacing w:line="285" w:lineRule="atLeast"/>
+        <w:rPr>
+          <w:rFonts w:ascii="Courier New" w:eastAsia="Times New Roman" w:hAnsi="Courier New" w:cs="Courier New"/>
+          <w:color w:val="000000"/>
+          <w:sz w:val="21"/>
+          <w:szCs w:val="21"/>
+          <w:lang w:val="en-CA"/>
+        </w:rPr>
+      </w:pPr>
+      <w:r>
+        <w:rPr>
+          <w:rFonts w:ascii="Courier New" w:eastAsia="Times New Roman" w:hAnsi="Courier New" w:cs="Courier New"/>
+          <w:color w:val="A31515"/>
+          <w:sz w:val="21"/>
+          <w:szCs w:val="21"/>
+          <w:lang w:val="en-CA"/>
+        </w:rPr>
+        <w:t>Reason: externally controlled revenue + reduced discretion.</w:t>
+      </w:r>
+    </w:p>
+    <w:p>
+      <w:pPr>
+        <w:shd w:val="clear" w:color="auto" w:fill="FFFFFF"/>
+        <w:spacing w:line="285" w:lineRule="atLeast"/>
+        <w:rPr>
+          <w:rFonts w:ascii="Courier New" w:eastAsia="Times New Roman" w:hAnsi="Courier New" w:cs="Courier New"/>
+          <w:color w:val="000000"/>
+          <w:sz w:val="21"/>
+          <w:szCs w:val="21"/>
+          <w:lang w:val="en-CA"/>
+        </w:rPr>
+      </w:pPr>
+      <w:r>
+        <w:rPr>
+          <w:rFonts w:ascii="Courier New" w:eastAsia="Times New Roman" w:hAnsi="Courier New" w:cs="Courier New"/>
+          <w:color w:val="A31515"/>
+          <w:sz w:val="21"/>
+          <w:szCs w:val="21"/>
+          <w:lang w:val="en-CA"/>
+        </w:rPr>
+        <w:t>Code 0</w:t>
+      </w:r>
+    </w:p>
+    <w:p>
+      <w:pPr>
+        <w:shd w:val="clear" w:color="auto" w:fill="FFFFFF"/>
+        <w:spacing w:line="285" w:lineRule="atLeast"/>
+        <w:rPr>
+          <w:rFonts w:ascii="Courier New" w:eastAsia="Times New Roman" w:hAnsi="Courier New" w:cs="Courier New"/>
+          <w:color w:val="000000"/>
+          <w:sz w:val="21"/>
+          <w:szCs w:val="21"/>
+          <w:lang w:val="en-CA"/>
+        </w:rPr>
+      </w:pPr>
+      <w:r>
+        <w:rPr>
+          <w:rFonts w:ascii="Courier New" w:eastAsia="Times New Roman" w:hAnsi="Courier New" w:cs="Courier New"/>
+          <w:color w:val="A31515"/>
+          <w:sz w:val="21"/>
+          <w:szCs w:val="21"/>
+          <w:lang w:val="en-CA"/>
+        </w:rPr>
+        <w:t>“The budget includes revenues from grants, tuition, and donations.”</w:t>
+      </w:r>
+    </w:p>
+    <w:p>
+      <w:pPr>
+        <w:shd w:val="clear" w:color="auto" w:fill="FFFFFF"/>
+        <w:spacing w:line="285" w:lineRule="atLeast"/>
+        <w:rPr>
+          <w:rFonts w:ascii="Courier New" w:eastAsia="Times New Roman" w:hAnsi="Courier New" w:cs="Courier New"/>
+          <w:color w:val="000000"/>
+          <w:sz w:val="21"/>
+          <w:szCs w:val="21"/>
+          <w:lang w:val="en-CA"/>
+        </w:rPr>
+      </w:pPr>
+      <w:r>
+        <w:rPr>
+          <w:rFonts w:ascii="Courier New" w:eastAsia="Times New Roman" w:hAnsi="Courier New" w:cs="Courier New"/>
+          <w:color w:val="A31515"/>
+          <w:sz w:val="21"/>
+          <w:szCs w:val="21"/>
+          <w:lang w:val="en-CA"/>
+        </w:rPr>
+        <w:t>Reason: listing sources only.</w:t>
+      </w:r>
+    </w:p>
+    <w:p>
+      <w:pPr>
+        <w:shd w:val="clear" w:color="auto" w:fill="FFFFFF"/>
+        <w:spacing w:line="285" w:lineRule="atLeast"/>
+        <w:rPr>
+          <w:rFonts w:ascii="Courier New" w:eastAsia="Times New Roman" w:hAnsi="Courier New" w:cs="Courier New"/>
+          <w:color w:val="000000"/>
+          <w:sz w:val="21"/>
+          <w:szCs w:val="21"/>
+          <w:lang w:val="en-CA"/>
+        </w:rPr>
+      </w:pPr>
+      <w:r>
+        <w:rPr>
+          <w:rFonts w:ascii="Courier New" w:eastAsia="Times New Roman" w:hAnsi="Courier New" w:cs="Courier New"/>
+          <w:color w:val="A31515"/>
+          <w:sz w:val="21"/>
+          <w:szCs w:val="21"/>
+          <w:lang w:val="en-CA"/>
+        </w:rPr>
+        <w:t>Code 1</w:t>
+      </w:r>
+    </w:p>
+    <w:p>
+      <w:pPr>
+        <w:shd w:val="clear" w:color="auto" w:fill="FFFFFF"/>
+        <w:spacing w:line="285" w:lineRule="atLeast"/>
+        <w:rPr>
+          <w:rFonts w:ascii="Courier New" w:eastAsia="Times New Roman" w:hAnsi="Courier New" w:cs="Courier New"/>
+          <w:color w:val="000000"/>
+          <w:sz w:val="21"/>
+          <w:szCs w:val="21"/>
+          <w:lang w:val="en-CA"/>
+        </w:rPr>
+      </w:pPr>
+      <w:r>
+        <w:rPr>
+          <w:rFonts w:ascii="Courier New" w:eastAsia="Times New Roman" w:hAnsi="Courier New" w:cs="Courier New"/>
+          <w:color w:val="A31515"/>
+          <w:sz w:val="21"/>
+          <w:szCs w:val="21"/>
+          <w:lang w:val="en-CA"/>
+        </w:rPr>
+        <w:t>“The institution remains vulnerable because a significant share of operating revenue depends on government transfers.”</w:t>
+      </w:r>
+    </w:p>
+    <w:p>
+      <w:pPr>
+        <w:shd w:val="clear" w:color="auto" w:fill="FFFFFF"/>
+        <w:spacing w:line="285" w:lineRule="atLeast"/>
+        <w:rPr>
+          <w:rFonts w:ascii="Courier New" w:eastAsia="Times New Roman" w:hAnsi="Courier New" w:cs="Courier New"/>
+          <w:color w:val="000000"/>
+          <w:sz w:val="21"/>
+          <w:szCs w:val="21"/>
+          <w:lang w:val="en-CA"/>
+        </w:rPr>
+      </w:pPr>
+      <w:r>
+        <w:rPr>
+          <w:rFonts w:ascii="Courier New" w:eastAsia="Times New Roman" w:hAnsi="Courier New" w:cs="Courier New"/>
+          <w:color w:val="A31515"/>
+          <w:sz w:val="21"/>
+          <w:szCs w:val="21"/>
+          <w:lang w:val="en-CA"/>
+        </w:rPr>
+        <w:t>Reason: explicit reliance + vulnerability.</w:t>
+      </w:r>
+    </w:p>
+    <w:p>
+      <w:pPr>
+        <w:shd w:val="clear" w:color="auto" w:fill="FFFFFF"/>
+        <w:spacing w:line="285" w:lineRule="atLeast"/>
+        <w:rPr>
+          <w:rFonts w:ascii="Courier New" w:eastAsia="Times New Roman" w:hAnsi="Courier New" w:cs="Courier New"/>
+          <w:color w:val="000000"/>
+          <w:sz w:val="21"/>
+          <w:szCs w:val="21"/>
+          <w:lang w:val="en-CA"/>
+        </w:rPr>
+      </w:pPr>
+      <w:r>
+        <w:rPr>
+          <w:rFonts w:ascii="Courier New" w:eastAsia="Times New Roman" w:hAnsi="Courier New" w:cs="Courier New"/>
+          <w:color w:val="A31515"/>
+          <w:sz w:val="21"/>
+          <w:szCs w:val="21"/>
+          <w:lang w:val="en-CA"/>
+        </w:rPr>
+        <w:t>Code 0</w:t>
+      </w:r>
+    </w:p>
+    <w:p>
+      <w:pPr>
+        <w:shd w:val="clear" w:color="auto" w:fill="FFFFFF"/>
+        <w:spacing w:line="285" w:lineRule="atLeast"/>
+        <w:rPr>
+          <w:rFonts w:ascii="Courier New" w:eastAsia="Times New Roman" w:hAnsi="Courier New" w:cs="Courier New"/>
+          <w:color w:val="000000"/>
+          <w:sz w:val="21"/>
+          <w:szCs w:val="21"/>
+          <w:lang w:val="en-CA"/>
+        </w:rPr>
+      </w:pPr>
+      <w:r>
+        <w:rPr>
+          <w:rFonts w:ascii="Courier New" w:eastAsia="Times New Roman" w:hAnsi="Courier New" w:cs="Courier New"/>
+          <w:color w:val="A31515"/>
+          <w:sz w:val="21"/>
+          <w:szCs w:val="21"/>
+          <w:lang w:val="en-CA"/>
+        </w:rPr>
+        <w:t>“The university is pursuing cost-saving initiatives.”</w:t>
+      </w:r>
+    </w:p>
+    <w:p>
+      <w:pPr>
+        <w:shd w:val="clear" w:color="auto" w:fill="FFFFFF"/>
+        <w:spacing w:line="285" w:lineRule="atLeast"/>
+        <w:rPr>
+          <w:rFonts w:ascii="Courier New" w:eastAsia="Times New Roman" w:hAnsi="Courier New" w:cs="Courier New"/>
+          <w:color w:val="000000"/>
+          <w:sz w:val="21"/>
+          <w:szCs w:val="21"/>
+          <w:lang w:val="en-CA"/>
+        </w:rPr>
+      </w:pPr>
+      <w:r>
+        <w:rPr>
+          <w:rFonts w:ascii="Courier New" w:eastAsia="Times New Roman" w:hAnsi="Courier New" w:cs="Courier New"/>
+          <w:color w:val="A31515"/>
+          <w:sz w:val="21"/>
+          <w:szCs w:val="21"/>
+          <w:lang w:val="en-CA"/>
+        </w:rPr>
+        <w:t>Reason: internal strategy only.</w:t>
+      </w:r>
+    </w:p>
+    <w:p>
+      <w:pPr>
+        <w:shd w:val="clear" w:color="auto" w:fill="FFFFFF"/>
+        <w:spacing w:line="285" w:lineRule="atLeast"/>
+        <w:rPr>
+          <w:rFonts w:ascii="Courier New" w:eastAsia="Times New Roman" w:hAnsi="Courier New" w:cs="Courier New"/>
+          <w:color w:val="000000"/>
+          <w:sz w:val="21"/>
+          <w:szCs w:val="21"/>
+          <w:lang w:val="en-CA"/>
+        </w:rPr>
+      </w:pPr>
+      <w:r>
+        <w:rPr>
+          <w:rFonts w:ascii="Courier New" w:eastAsia="Times New Roman" w:hAnsi="Courier New" w:cs="Courier New"/>
+          <w:color w:val="A31515"/>
+          <w:sz w:val="21"/>
+          <w:szCs w:val="21"/>
+          <w:lang w:val="en-CA"/>
+        </w:rPr>
+        <w:t>Code 1</w:t>
+      </w:r>
+    </w:p>
+    <w:p>
+      <w:pPr>
+        <w:shd w:val="clear" w:color="auto" w:fill="FFFFFF"/>
+        <w:spacing w:line="285" w:lineRule="atLeast"/>
+        <w:rPr>
+          <w:rFonts w:ascii="Courier New" w:eastAsia="Times New Roman" w:hAnsi="Courier New" w:cs="Courier New"/>
+          <w:color w:val="000000"/>
+          <w:sz w:val="21"/>
+          <w:szCs w:val="21"/>
+          <w:lang w:val="en-CA"/>
+        </w:rPr>
+      </w:pPr>
+      <w:r>
+        <w:rPr>
+          <w:rFonts w:ascii="Courier New" w:eastAsia="Times New Roman" w:hAnsi="Courier New" w:cs="Courier New"/>
+          <w:color w:val="A31515"/>
+          <w:sz w:val="21"/>
+          <w:szCs w:val="21"/>
+          <w:lang w:val="en-CA"/>
+        </w:rPr>
+        <w:lastRenderedPageBreak/>
+        <w:t>“In response to constrained provincial funding, the university has implemented cost-saving measures.”</w:t>
+      </w:r>
+    </w:p>
+    <w:p>
+      <w:pPr>
+        <w:shd w:val="clear" w:color="auto" w:fill="FFFFFF"/>
+        <w:spacing w:line="285" w:lineRule="atLeast"/>
+        <w:rPr>
+          <w:rFonts w:ascii="Courier New" w:eastAsia="Times New Roman" w:hAnsi="Courier New" w:cs="Courier New"/>
+          <w:color w:val="000000"/>
+          <w:sz w:val="21"/>
+          <w:szCs w:val="21"/>
+          <w:lang w:val="en-CA"/>
+        </w:rPr>
+      </w:pPr>
+      <w:r>
+        <w:rPr>
+          <w:rFonts w:ascii="Courier New" w:eastAsia="Times New Roman" w:hAnsi="Courier New" w:cs="Courier New"/>
+          <w:color w:val="A31515"/>
+          <w:sz w:val="21"/>
+          <w:szCs w:val="21"/>
+          <w:lang w:val="en-CA"/>
+        </w:rPr>
+        <w:t>Reason: internal response tied to external resource dependence.</w:t>
+      </w:r>
+    </w:p>
+    <w:p>
+      <w:pPr>
+        <w:shd w:val="clear" w:color="auto" w:fill="FFFFFF"/>
+        <w:spacing w:line="285" w:lineRule="atLeast"/>
+        <w:rPr>
+          <w:rFonts w:ascii="Courier New" w:eastAsia="Times New Roman" w:hAnsi="Courier New" w:cs="Courier New"/>
+          <w:color w:val="000000"/>
+          <w:sz w:val="21"/>
+          <w:szCs w:val="21"/>
+          <w:lang w:val="en-CA"/>
+        </w:rPr>
+      </w:pPr>
+    </w:p>
+    <w:p>
+      <w:pPr>
+        <w:shd w:val="clear" w:color="auto" w:fill="FFFFFF"/>
+        <w:spacing w:line="285" w:lineRule="atLeast"/>
+        <w:rPr>
+          <w:rFonts w:ascii="Courier New" w:eastAsia="Times New Roman" w:hAnsi="Courier New" w:cs="Courier New"/>
+          <w:color w:val="000000"/>
+          <w:sz w:val="21"/>
+          <w:szCs w:val="21"/>
+          <w:lang w:val="en-CA"/>
+        </w:rPr>
+      </w:pPr>
+      <w:r>
+        <w:rPr>
+          <w:rFonts w:ascii="Courier New" w:eastAsia="Times New Roman" w:hAnsi="Courier New" w:cs="Courier New"/>
+          <w:color w:val="A31515"/>
+          <w:sz w:val="21"/>
+          <w:szCs w:val="21"/>
+          <w:lang w:val="en-CA"/>
+        </w:rPr>
+        <w:t>Other examples of 1 cases:</w:t>
+      </w:r>
+    </w:p>
+    <w:p>
+      <w:pPr>
+        <w:shd w:val="clear" w:color="auto" w:fill="FFFFFF"/>
+        <w:spacing w:line="285" w:lineRule="atLeast"/>
+        <w:rPr>
+          <w:rFonts w:ascii="Courier New" w:eastAsia="Times New Roman" w:hAnsi="Courier New" w:cs="Courier New"/>
+          <w:color w:val="000000"/>
+          <w:sz w:val="21"/>
+          <w:szCs w:val="21"/>
+          <w:lang w:val="en-CA"/>
+        </w:rPr>
+      </w:pPr>
+    </w:p>
+    <w:p>
+      <w:pPr>
+        <w:shd w:val="clear" w:color="auto" w:fill="FFFFFF"/>
+        <w:spacing w:line="285" w:lineRule="atLeast"/>
+        <w:rPr>
+          <w:rFonts w:ascii="Courier New" w:eastAsia="Times New Roman" w:hAnsi="Courier New" w:cs="Courier New"/>
+          <w:color w:val="000000"/>
+          <w:sz w:val="21"/>
+          <w:szCs w:val="21"/>
+          <w:lang w:val="en-CA"/>
+        </w:rPr>
+      </w:pPr>
+      <w:r>
+        <w:rPr>
+          <w:rFonts w:ascii="Courier New" w:eastAsia="Times New Roman" w:hAnsi="Courier New" w:cs="Courier New"/>
+          <w:color w:val="A31515"/>
+          <w:sz w:val="21"/>
+          <w:szCs w:val="21"/>
+          <w:lang w:val="en-CA"/>
+        </w:rPr>
+        <w:t>the ministry re-introduced the funding linked to SMA3 metrics at lower rates, placing a portion of funding at risk</w:t>
+      </w:r>
+    </w:p>
+    <w:p>
+      <w:pPr>
+        <w:shd w:val="clear" w:color="auto" w:fill="FFFFFF"/>
+        <w:spacing w:line="285" w:lineRule="atLeast"/>
+        <w:rPr>
+          <w:rFonts w:ascii="Courier New" w:eastAsia="Times New Roman" w:hAnsi="Courier New" w:cs="Courier New"/>
+          <w:color w:val="000000"/>
+          <w:sz w:val="21"/>
+          <w:szCs w:val="21"/>
+          <w:lang w:val="en-CA"/>
+        </w:rPr>
+      </w:pPr>
+    </w:p>
+    <w:p>
+      <w:pPr>
+        <w:shd w:val="clear" w:color="auto" w:fill="FFFFFF"/>
+        <w:spacing w:line="285" w:lineRule="atLeast"/>
+        <w:rPr>
+          <w:rFonts w:ascii="Courier New" w:eastAsia="Times New Roman" w:hAnsi="Courier New" w:cs="Courier New"/>
+          <w:color w:val="000000"/>
+          <w:sz w:val="21"/>
+          <w:szCs w:val="21"/>
+          <w:lang w:val="en-CA"/>
+        </w:rPr>
+      </w:pPr>
+      <w:r>
+        <w:rPr>
+          <w:rFonts w:ascii="Courier New" w:eastAsia="Times New Roman" w:hAnsi="Courier New" w:cs="Courier New"/>
+          <w:color w:val="A31515"/>
+          <w:sz w:val="21"/>
+          <w:szCs w:val="21"/>
+          <w:lang w:val="en-CA"/>
+        </w:rPr>
+        <w:t>the provincial government announced a tuition framework that restricts flexibility by freezing tuition fees</w:t>
+      </w:r>
+    </w:p>
+    <w:p>
+      <w:pPr>
+        <w:shd w:val="clear" w:color="auto" w:fill="FFFFFF"/>
+        <w:spacing w:line="285" w:lineRule="atLeast"/>
+        <w:rPr>
+          <w:rFonts w:ascii="Courier New" w:eastAsia="Times New Roman" w:hAnsi="Courier New" w:cs="Courier New"/>
+          <w:color w:val="000000"/>
+          <w:sz w:val="21"/>
+          <w:szCs w:val="21"/>
+          <w:lang w:val="en-CA"/>
+        </w:rPr>
+      </w:pPr>
+    </w:p>
+    <w:p>
+      <w:pPr>
+        <w:shd w:val="clear" w:color="auto" w:fill="FFFFFF"/>
+        <w:spacing w:line="285" w:lineRule="atLeast"/>
+        <w:rPr>
+          <w:rFonts w:ascii="Courier New" w:eastAsia="Times New Roman" w:hAnsi="Courier New" w:cs="Courier New"/>
+          <w:color w:val="000000"/>
+          <w:sz w:val="21"/>
+          <w:szCs w:val="21"/>
+          <w:lang w:val="en-CA"/>
+        </w:rPr>
+      </w:pPr>
+      <w:r>
+        <w:rPr>
+          <w:rFonts w:ascii="Courier New" w:eastAsia="Times New Roman" w:hAnsi="Courier New" w:cs="Courier New"/>
+          <w:color w:val="A31515"/>
+          <w:sz w:val="21"/>
+          <w:szCs w:val="21"/>
+          <w:lang w:val="en-CA"/>
+        </w:rPr>
+        <w:t>much of this revenue is directed and regulated by the provincial government, with limited flexibility for universities to increase revenue</w:t>
+      </w:r>
+    </w:p>
+    <w:p>
+      <w:pPr>
+        <w:shd w:val="clear" w:color="auto" w:fill="FFFFFF"/>
+        <w:spacing w:line="285" w:lineRule="atLeast"/>
+        <w:rPr>
+          <w:rFonts w:ascii="Courier New" w:eastAsia="Times New Roman" w:hAnsi="Courier New" w:cs="Courier New"/>
+          <w:color w:val="000000"/>
+          <w:sz w:val="21"/>
+          <w:szCs w:val="21"/>
+          <w:lang w:val="en-CA"/>
+        </w:rPr>
+      </w:pPr>
+    </w:p>
+    <w:p>
+      <w:pPr>
+        <w:shd w:val="clear" w:color="auto" w:fill="FFFFFF"/>
+        <w:spacing w:line="285" w:lineRule="atLeast"/>
+        <w:rPr>
+          <w:rFonts w:ascii="Courier New" w:eastAsia="Times New Roman" w:hAnsi="Courier New" w:cs="Courier New"/>
+          <w:color w:val="000000"/>
+          <w:sz w:val="21"/>
+          <w:szCs w:val="21"/>
+          <w:lang w:val="en-CA"/>
+        </w:rPr>
+      </w:pPr>
+      <w:r>
+        <w:rPr>
+          <w:rFonts w:ascii="Courier New" w:eastAsia="Times New Roman" w:hAnsi="Courier New" w:cs="Courier New"/>
+          <w:color w:val="A31515"/>
+          <w:sz w:val="21"/>
+          <w:szCs w:val="21"/>
+          <w:lang w:val="en-CA"/>
+        </w:rPr>
+        <w:t>UWindsor is in a vulnerable position—both literally and figuratively—</w:t>
+      </w:r>
+    </w:p>
+    <w:p>
+      <w:pPr>
+        <w:shd w:val="clear" w:color="auto" w:fill="FFFFFF"/>
+        <w:spacing w:line="285" w:lineRule="atLeast"/>
+        <w:rPr>
+          <w:rFonts w:ascii="Courier New" w:eastAsia="Times New Roman" w:hAnsi="Courier New" w:cs="Courier New"/>
+          <w:color w:val="000000"/>
+          <w:sz w:val="21"/>
+          <w:szCs w:val="21"/>
+          <w:lang w:val="en-CA"/>
+        </w:rPr>
+      </w:pPr>
+    </w:p>
+    <w:p>
+      <w:pPr>
+        <w:shd w:val="clear" w:color="auto" w:fill="FFFFFF"/>
+        <w:spacing w:line="285" w:lineRule="atLeast"/>
+        <w:rPr>
+          <w:rFonts w:ascii="Courier New" w:eastAsia="Times New Roman" w:hAnsi="Courier New" w:cs="Courier New"/>
+          <w:color w:val="000000"/>
+          <w:sz w:val="21"/>
+          <w:szCs w:val="21"/>
+          <w:lang w:val="en-CA"/>
+        </w:rPr>
+      </w:pPr>
+      <w:r>
+        <w:rPr>
+          <w:rFonts w:ascii="Courier New" w:eastAsia="Times New Roman" w:hAnsi="Courier New" w:cs="Courier New"/>
+          <w:color w:val="A31515"/>
+          <w:sz w:val="21"/>
+          <w:szCs w:val="21"/>
+          <w:lang w:val="en-CA"/>
+        </w:rPr>
+        <w:t>Other examples of 0 cases:</w:t>
+      </w:r>
+    </w:p>
+    <w:p>
+      <w:pPr>
+        <w:shd w:val="clear" w:color="auto" w:fill="FFFFFF"/>
+        <w:spacing w:line="285" w:lineRule="atLeast"/>
+        <w:rPr>
+          <w:rFonts w:ascii="Courier New" w:eastAsia="Times New Roman" w:hAnsi="Courier New" w:cs="Courier New"/>
+          <w:color w:val="000000"/>
+          <w:sz w:val="21"/>
+          <w:szCs w:val="21"/>
+          <w:lang w:val="en-CA"/>
+        </w:rPr>
+      </w:pPr>
+    </w:p>
+    <w:p>
+      <w:pPr>
+        <w:shd w:val="clear" w:color="auto" w:fill="FFFFFF"/>
+        <w:spacing w:line="285" w:lineRule="atLeast"/>
+        <w:rPr>
+          <w:rFonts w:ascii="Courier New" w:eastAsia="Times New Roman" w:hAnsi="Courier New" w:cs="Courier New"/>
+          <w:color w:val="000000"/>
+          <w:sz w:val="21"/>
+          <w:szCs w:val="21"/>
+          <w:lang w:val="en-CA"/>
+        </w:rPr>
+      </w:pPr>
+      <w:r>
+        <w:rPr>
+          <w:rFonts w:ascii="Courier New" w:eastAsia="Times New Roman" w:hAnsi="Courier New" w:cs="Courier New"/>
+          <w:color w:val="A31515"/>
+          <w:sz w:val="21"/>
+          <w:szCs w:val="21"/>
+          <w:lang w:val="en-CA"/>
+        </w:rPr>
+        <w:t>The University faces increasing financial pressure as a</w:t>
+      </w:r>
+    </w:p>
+    <w:p>
+      <w:pPr>
+        <w:shd w:val="clear" w:color="auto" w:fill="FFFFFF"/>
+        <w:spacing w:line="285" w:lineRule="atLeast"/>
+        <w:rPr>
+          <w:rFonts w:ascii="Courier New" w:eastAsia="Times New Roman" w:hAnsi="Courier New" w:cs="Courier New"/>
+          <w:color w:val="000000"/>
+          <w:sz w:val="21"/>
+          <w:szCs w:val="21"/>
+          <w:lang w:val="en-CA"/>
+        </w:rPr>
+      </w:pPr>
+      <w:r>
+        <w:rPr>
+          <w:rFonts w:ascii="Courier New" w:eastAsia="Times New Roman" w:hAnsi="Courier New" w:cs="Courier New"/>
+          <w:color w:val="A31515"/>
+          <w:sz w:val="21"/>
+          <w:szCs w:val="21"/>
+          <w:lang w:val="en-CA"/>
+        </w:rPr>
+        <w:t>result of constrained provincial tuition and enrolment</w:t>
+      </w:r>
+    </w:p>
+    <w:p>
+      <w:pPr>
+        <w:shd w:val="clear" w:color="auto" w:fill="FFFFFF"/>
+        <w:spacing w:line="285" w:lineRule="atLeast"/>
+        <w:rPr>
+          <w:rFonts w:ascii="Courier New" w:eastAsia="Times New Roman" w:hAnsi="Courier New" w:cs="Courier New"/>
+          <w:color w:val="000000"/>
+          <w:sz w:val="21"/>
+          <w:szCs w:val="21"/>
+          <w:lang w:val="en-CA"/>
+        </w:rPr>
+      </w:pPr>
+      <w:r>
+        <w:rPr>
+          <w:rFonts w:ascii="Courier New" w:eastAsia="Times New Roman" w:hAnsi="Courier New" w:cs="Courier New"/>
+          <w:color w:val="A31515"/>
+          <w:sz w:val="21"/>
+          <w:szCs w:val="21"/>
+          <w:lang w:val="en-CA"/>
+        </w:rPr>
+        <w:t>frameworks and real value decreases in provincial</w:t>
+      </w:r>
+    </w:p>
+    <w:p>
+      <w:pPr>
+        <w:shd w:val="clear" w:color="auto" w:fill="FFFFFF"/>
+        <w:spacing w:line="285" w:lineRule="atLeast"/>
+        <w:rPr>
+          <w:rFonts w:ascii="Courier New" w:eastAsia="Times New Roman" w:hAnsi="Courier New" w:cs="Courier New"/>
+          <w:color w:val="000000"/>
+          <w:sz w:val="21"/>
+          <w:szCs w:val="21"/>
+          <w:lang w:val="en-CA"/>
+        </w:rPr>
+      </w:pPr>
+      <w:r>
+        <w:rPr>
+          <w:rFonts w:ascii="Courier New" w:eastAsia="Times New Roman" w:hAnsi="Courier New" w:cs="Courier New"/>
+          <w:color w:val="A31515"/>
+          <w:sz w:val="21"/>
+          <w:szCs w:val="21"/>
+          <w:lang w:val="en-CA"/>
+        </w:rPr>
+        <w:t>operating grants. The University’s commitment to being an</w:t>
+      </w:r>
+    </w:p>
+    <w:p>
+      <w:pPr>
+        <w:shd w:val="clear" w:color="auto" w:fill="FFFFFF"/>
+        <w:spacing w:line="285" w:lineRule="atLeast"/>
+        <w:rPr>
+          <w:rFonts w:ascii="Courier New" w:eastAsia="Times New Roman" w:hAnsi="Courier New" w:cs="Courier New"/>
+          <w:color w:val="000000"/>
+          <w:sz w:val="21"/>
+          <w:szCs w:val="21"/>
+          <w:lang w:val="en-CA"/>
+        </w:rPr>
+      </w:pPr>
+      <w:r>
+        <w:rPr>
+          <w:rFonts w:ascii="Courier New" w:eastAsia="Times New Roman" w:hAnsi="Courier New" w:cs="Courier New"/>
+          <w:color w:val="A31515"/>
+          <w:sz w:val="21"/>
+          <w:szCs w:val="21"/>
+          <w:lang w:val="en-CA"/>
+        </w:rPr>
+        <w:t>internationally significant research university requires</w:t>
+      </w:r>
+    </w:p>
+    <w:p>
+      <w:pPr>
+        <w:shd w:val="clear" w:color="auto" w:fill="FFFFFF"/>
+        <w:spacing w:line="285" w:lineRule="atLeast"/>
+        <w:rPr>
+          <w:rFonts w:ascii="Courier New" w:eastAsia="Times New Roman" w:hAnsi="Courier New" w:cs="Courier New"/>
+          <w:color w:val="000000"/>
+          <w:sz w:val="21"/>
+          <w:szCs w:val="21"/>
+          <w:lang w:val="en-CA"/>
+        </w:rPr>
+      </w:pPr>
+      <w:r>
+        <w:rPr>
+          <w:rFonts w:ascii="Courier New" w:eastAsia="Times New Roman" w:hAnsi="Courier New" w:cs="Courier New"/>
+          <w:color w:val="A31515"/>
+          <w:sz w:val="21"/>
+          <w:szCs w:val="21"/>
+          <w:lang w:val="en-CA"/>
+        </w:rPr>
+        <w:t>creative solutions to fund its mission and aspirations.</w:t>
+      </w:r>
+    </w:p>
+    <w:p>
+      <w:pPr>
+        <w:shd w:val="clear" w:color="auto" w:fill="FFFFFF"/>
+        <w:spacing w:line="285" w:lineRule="atLeast"/>
+        <w:rPr>
+          <w:rFonts w:ascii="Courier New" w:eastAsia="Times New Roman" w:hAnsi="Courier New" w:cs="Courier New"/>
+          <w:color w:val="000000"/>
+          <w:sz w:val="21"/>
+          <w:szCs w:val="21"/>
+          <w:lang w:val="en-CA"/>
+        </w:rPr>
+      </w:pPr>
+    </w:p>
+    <w:p>
+      <w:pPr>
+        <w:shd w:val="clear" w:color="auto" w:fill="FFFFFF"/>
+        <w:spacing w:line="285" w:lineRule="atLeast"/>
+        <w:rPr>
+          <w:rFonts w:ascii="Courier New" w:eastAsia="Times New Roman" w:hAnsi="Courier New" w:cs="Courier New"/>
+          <w:color w:val="000000"/>
+          <w:sz w:val="21"/>
+          <w:szCs w:val="21"/>
+          <w:lang w:val="en-CA"/>
+        </w:rPr>
+      </w:pPr>
+      <w:r>
+        <w:rPr>
+          <w:rFonts w:ascii="Courier New" w:eastAsia="Times New Roman" w:hAnsi="Courier New" w:cs="Courier New"/>
+          <w:color w:val="A31515"/>
+          <w:sz w:val="21"/>
+          <w:szCs w:val="21"/>
+          <w:lang w:val="en-CA"/>
+        </w:rPr>
+        <w:t>In 2019, the final report of the Alternative Funding Sources</w:t>
+      </w:r>
+    </w:p>
+    <w:p>
+      <w:pPr>
+        <w:shd w:val="clear" w:color="auto" w:fill="FFFFFF"/>
+        <w:spacing w:line="285" w:lineRule="atLeast"/>
+        <w:rPr>
+          <w:rFonts w:ascii="Courier New" w:eastAsia="Times New Roman" w:hAnsi="Courier New" w:cs="Courier New"/>
+          <w:color w:val="000000"/>
+          <w:sz w:val="21"/>
+          <w:szCs w:val="21"/>
+          <w:lang w:val="en-CA"/>
+        </w:rPr>
+      </w:pPr>
+      <w:r>
+        <w:rPr>
+          <w:rFonts w:ascii="Courier New" w:eastAsia="Times New Roman" w:hAnsi="Courier New" w:cs="Courier New"/>
+          <w:color w:val="A31515"/>
+          <w:sz w:val="21"/>
+          <w:szCs w:val="21"/>
+          <w:lang w:val="en-CA"/>
+        </w:rPr>
+        <w:t>Advisory Group4 articulated several potential sources of</w:t>
+      </w:r>
+    </w:p>
+    <w:p>
+      <w:pPr>
+        <w:shd w:val="clear" w:color="auto" w:fill="FFFFFF"/>
+        <w:spacing w:line="285" w:lineRule="atLeast"/>
+        <w:rPr>
+          <w:rFonts w:ascii="Courier New" w:eastAsia="Times New Roman" w:hAnsi="Courier New" w:cs="Courier New"/>
+          <w:color w:val="000000"/>
+          <w:sz w:val="21"/>
+          <w:szCs w:val="21"/>
+          <w:lang w:val="en-CA"/>
+        </w:rPr>
+      </w:pPr>
+      <w:r>
+        <w:rPr>
+          <w:rFonts w:ascii="Courier New" w:eastAsia="Times New Roman" w:hAnsi="Courier New" w:cs="Courier New"/>
+          <w:color w:val="A31515"/>
+          <w:sz w:val="21"/>
+          <w:szCs w:val="21"/>
+          <w:lang w:val="en-CA"/>
+        </w:rPr>
+        <w:t>revenue generation that take advantage of some of the</w:t>
+      </w:r>
+    </w:p>
+    <w:p>
+      <w:pPr>
+        <w:shd w:val="clear" w:color="auto" w:fill="FFFFFF"/>
+        <w:spacing w:line="285" w:lineRule="atLeast"/>
+        <w:rPr>
+          <w:rFonts w:ascii="Courier New" w:eastAsia="Times New Roman" w:hAnsi="Courier New" w:cs="Courier New"/>
+          <w:color w:val="000000"/>
+          <w:sz w:val="21"/>
+          <w:szCs w:val="21"/>
+          <w:lang w:val="en-CA"/>
+        </w:rPr>
+      </w:pPr>
+      <w:r>
+        <w:rPr>
+          <w:rFonts w:ascii="Courier New" w:eastAsia="Times New Roman" w:hAnsi="Courier New" w:cs="Courier New"/>
+          <w:color w:val="A31515"/>
+          <w:sz w:val="21"/>
+          <w:szCs w:val="21"/>
+          <w:lang w:val="en-CA"/>
+        </w:rPr>
+        <w:t>University’s key strengths</w:t>
+      </w:r>
+    </w:p>
+    <w:p>
+      <w:pPr>
+        <w:shd w:val="clear" w:color="auto" w:fill="FFFFFF"/>
+        <w:spacing w:line="285" w:lineRule="atLeast"/>
+        <w:rPr>
+          <w:rFonts w:ascii="Courier New" w:eastAsia="Times New Roman" w:hAnsi="Courier New" w:cs="Courier New"/>
+          <w:color w:val="000000"/>
+          <w:sz w:val="21"/>
+          <w:szCs w:val="21"/>
+          <w:lang w:val="en-CA"/>
+        </w:rPr>
+      </w:pPr>
+    </w:p>
+    <w:p>
+      <w:pPr>
+        <w:shd w:val="clear" w:color="auto" w:fill="FFFFFF"/>
+        <w:spacing w:line="285" w:lineRule="atLeast"/>
+        <w:rPr>
+          <w:rFonts w:ascii="Courier New" w:eastAsia="Times New Roman" w:hAnsi="Courier New" w:cs="Courier New"/>
+          <w:color w:val="000000"/>
+          <w:sz w:val="21"/>
+          <w:szCs w:val="21"/>
+          <w:lang w:val="en-CA"/>
+        </w:rPr>
+      </w:pPr>
+      <w:r>
+        <w:rPr>
+          <w:rFonts w:ascii="Courier New" w:eastAsia="Times New Roman" w:hAnsi="Courier New" w:cs="Courier New"/>
+          <w:color w:val="A31515"/>
+          <w:sz w:val="21"/>
+          <w:szCs w:val="21"/>
+          <w:lang w:val="en-CA"/>
+        </w:rPr>
+        <w:t>In 2019-20, the Ontario government required a 10 per cent</w:t>
+      </w:r>
+    </w:p>
+    <w:p>
+      <w:pPr>
+        <w:shd w:val="clear" w:color="auto" w:fill="FFFFFF"/>
+        <w:spacing w:line="285" w:lineRule="atLeast"/>
+        <w:rPr>
+          <w:rFonts w:ascii="Courier New" w:eastAsia="Times New Roman" w:hAnsi="Courier New" w:cs="Courier New"/>
+          <w:color w:val="000000"/>
+          <w:sz w:val="21"/>
+          <w:szCs w:val="21"/>
+          <w:lang w:val="en-CA"/>
+        </w:rPr>
+      </w:pPr>
+      <w:r>
+        <w:rPr>
+          <w:rFonts w:ascii="Courier New" w:eastAsia="Times New Roman" w:hAnsi="Courier New" w:cs="Courier New"/>
+          <w:color w:val="A31515"/>
+          <w:sz w:val="21"/>
+          <w:szCs w:val="21"/>
+          <w:lang w:val="en-CA"/>
+        </w:rPr>
+        <w:t>cut to domestic tuition fees and has subsequently frozen</w:t>
+      </w:r>
+    </w:p>
+    <w:p>
+      <w:pPr>
+        <w:shd w:val="clear" w:color="auto" w:fill="FFFFFF"/>
+        <w:spacing w:line="285" w:lineRule="atLeast"/>
+        <w:rPr>
+          <w:rFonts w:ascii="Courier New" w:eastAsia="Times New Roman" w:hAnsi="Courier New" w:cs="Courier New"/>
+          <w:color w:val="000000"/>
+          <w:sz w:val="21"/>
+          <w:szCs w:val="21"/>
+          <w:lang w:val="en-CA"/>
+        </w:rPr>
+      </w:pPr>
+      <w:r>
+        <w:rPr>
+          <w:rFonts w:ascii="Courier New" w:eastAsia="Times New Roman" w:hAnsi="Courier New" w:cs="Courier New"/>
+          <w:color w:val="A31515"/>
+          <w:sz w:val="21"/>
+          <w:szCs w:val="21"/>
+          <w:lang w:val="en-CA"/>
+        </w:rPr>
+        <w:t>fees at these lower levels out to at least 2026-27.</w:t>
+      </w:r>
+    </w:p>
+    <w:p>
+      <w:pPr>
+        <w:shd w:val="clear" w:color="auto" w:fill="FFFFFF"/>
+        <w:spacing w:after="240" w:line="285" w:lineRule="atLeast"/>
+        <w:rPr>
+          <w:rFonts w:ascii="Courier New" w:eastAsia="Times New Roman" w:hAnsi="Courier New" w:cs="Courier New"/>
+          <w:color w:val="000000"/>
+          <w:sz w:val="21"/>
+          <w:szCs w:val="21"/>
+          <w:lang w:val="en-CA"/>
+        </w:rPr>
+      </w:pPr>
+    </w:p>
+    <w:p>
+      <w:pPr>
+        <w:shd w:val="clear" w:color="auto" w:fill="FFFFFF"/>
+        <w:spacing w:line="285" w:lineRule="atLeast"/>
+        <w:rPr>
+          <w:rFonts w:ascii="Courier New" w:eastAsia="Times New Roman" w:hAnsi="Courier New" w:cs="Courier New"/>
+          <w:color w:val="000000"/>
+          <w:sz w:val="21"/>
+          <w:szCs w:val="21"/>
+          <w:lang w:val="en-CA"/>
+        </w:rPr>
+      </w:pPr>
+      <w:r>
+        <w:rPr>
+          <w:rFonts w:ascii="Courier New" w:eastAsia="Times New Roman" w:hAnsi="Courier New" w:cs="Courier New"/>
+          <w:color w:val="A31515"/>
+          <w:sz w:val="21"/>
+          <w:szCs w:val="21"/>
+          <w:lang w:val="en-CA"/>
+        </w:rPr>
+        <w:t>"""</w:t>
+      </w:r>
+      <w:r>
+        <w:rPr>
+          <w:rFonts w:ascii="Courier New" w:eastAsia="Times New Roman" w:hAnsi="Courier New" w:cs="Courier New"/>
+          <w:color w:val="000000"/>
+          <w:sz w:val="21"/>
+          <w:szCs w:val="21"/>
+          <w:lang w:val="en-CA"/>
+        </w:rPr>
+        <w:t>.strip()</w:t>
+      </w:r>
+    </w:p>
+    <w:p>
+      <w:pPr>
+        <w:rPr>
+          <w:b/>
+          <w:bCs/>
+          <w:lang w:val="en-CA"/>
+        </w:rPr>
+      </w:pPr>
+    </w:p>
+    <w:p>
+      <w:pPr>
+        <w:rPr>
+          <w:b/>
+          <w:bCs/>
+          <w:lang w:val="en-CA"/>
+        </w:rPr>
+      </w:pPr>
+    </w:p>
+    <w:p>
+      <w:pPr>
+        <w:rPr>
+          <w:b/>
+          <w:bCs/>
+          <w:lang w:val="en-CA"/>
+        </w:rPr>
+      </w:pPr>
+    </w:p>
+    <w:p>
+      <w:pPr>
+        <w:rPr>
+          <w:b/>
+          <w:bCs/>
+          <w:lang w:val="en-CA"/>
+        </w:rPr>
+      </w:pPr>
+    </w:p>
+    <w:p>
+      <w:pPr>
+        <w:rPr>
+          <w:b/>
+          <w:bCs/>
+          <w:lang w:val="en-CA"/>
+        </w:rPr>
+      </w:pPr>
+    </w:p>
+    <w:p>
+      <w:pPr>
+        <w:rPr>
+          <w:b/>
+          <w:bCs/>
+          <w:lang w:val="en-CA"/>
+        </w:rPr>
+      </w:pPr>
+    </w:p>
+    <w:p>
+      <w:pPr>
+        <w:rPr>
+          <w:b/>
+          <w:bCs/>
+          <w:lang w:val="en-CA"/>
+        </w:rPr>
+      </w:pPr>
+    </w:p>
+    <w:p>
+      <w:pPr>
+        <w:rPr>
+          <w:b/>
+          <w:bCs/>
+          <w:lang w:val="en-CA"/>
+        </w:rPr>
+      </w:pPr>
+    </w:p>
+    <w:p>
+      <w:pPr>
+        <w:rPr>
+          <w:b/>
+          <w:bCs/>
+          <w:lang w:val="en-CA"/>
+        </w:rPr>
+      </w:pPr>
+      <w:r>
+        <w:rPr>
+          <w:b/>
+          <w:bCs/>
+          <w:lang w:val="en-CA"/>
+        </w:rPr>
+        <w:lastRenderedPageBreak/>
+        <w:t>Zero Shot</w:t>
+      </w:r>
+    </w:p>
+    <w:p>
+      <w:pPr>
+        <w:rPr>
+          <w:b/>
+          <w:bCs/>
+          <w:lang w:val="en-CA"/>
+        </w:rPr>
+      </w:pPr>
+    </w:p>
+    <w:p>
+      <w:pPr>
+        <w:rPr>
+          <w:b/>
+          <w:bCs/>
+          <w:lang w:val="en-CA"/>
+        </w:rPr>
+      </w:pPr>
+      <w:r>
+        <w:rPr>
+          <w:noProof/>
+        </w:rPr>
+        <w:drawing>
+          <wp:inline distT="0" distB="0" distL="0" distR="0" wp14:anchorId="1D5A590F" wp14:editId="2E1761ED">
+            <wp:extent cx="3220085" cy="2743200"/>
+            <wp:effectExtent l="0" t="0" r="5715" b="0"/>
+            <wp:docPr id="522002320" name="Picture 12"/>
+            <wp:cNvGraphicFramePr>
+              <a:graphicFrameLocks xmlns:a="http://schemas.openxmlformats.org/drawingml/2006/main" noChangeAspect="1"/>
+            </wp:cNvGraphicFramePr>
+            <a:graphic xmlns:a="http://schemas.openxmlformats.org/drawingml/2006/main">
+              <a:graphicData uri="http://schemas.openxmlformats.org/drawingml/2006/picture">
+                <pic:pic xmlns:pic="http://schemas.openxmlformats.org/drawingml/2006/picture">
+                  <pic:nvPicPr>
+                    <pic:cNvPr id="0" name="Picture 252"/>
+                    <pic:cNvPicPr>
+                      <a:picLocks noChangeAspect="1" noChangeArrowheads="1"/>
+                    </pic:cNvPicPr>
+                  </pic:nvPicPr>
+                  <pic:blipFill>
+                    <a:blip r:embed="rId35">
+                      <a:extLst>
+                        <a:ext uri="{28A0092B-C50C-407E-A947-70E740481C1C}">
+                          <a14:useLocalDpi xmlns:a14="http://schemas.microsoft.com/office/drawing/2010/main" val="0"/>
+                        </a:ext>
+                      </a:extLst>
+                    </a:blip>
+                    <a:srcRect/>
+                    <a:stretch>
+                      <a:fillRect/>
+                    </a:stretch>
+                  </pic:blipFill>
+                  <pic:spPr bwMode="auto">
+                    <a:xfrm>
+                      <a:off x="0" y="0"/>
+                      <a:ext cx="3220085" cy="2743200"/>
+                    </a:xfrm>
+                    <a:prstGeom prst="rect">
+                      <a:avLst/>
+                    </a:prstGeom>
+                    <a:noFill/>
+                    <a:ln>
+                      <a:noFill/>
+                    </a:ln>
+                  </pic:spPr>
+                </pic:pic>
+              </a:graphicData>
+            </a:graphic>
+          </wp:inline>
+        </w:drawing>
+      </w:r>
+    </w:p>
+    <w:p>
+      <w:pPr>
+        <w:rPr>
+          <w:b/>
+          <w:bCs/>
+          <w:lang w:val="en-CA"/>
+        </w:rPr>
+      </w:pPr>
+    </w:p>
+    <w:p>
+      <w:pPr>
+        <w:rPr>
+          <w:b/>
+          <w:bCs/>
+          <w:lang w:val="en-CA"/>
+        </w:rPr>
+      </w:pPr>
+      <w:r>
+        <w:rPr>
+          <w:b/>
+          <w:bCs/>
+          <w:lang w:val="en-CA"/>
+        </w:rPr>
+        <w:drawing>
+          <wp:inline distT="0" distB="0" distL="0" distR="0" wp14:anchorId="20D4479D" wp14:editId="5153C232">
+            <wp:extent cx="5943600" cy="1798320"/>
+            <wp:effectExtent l="0" t="0" r="0" b="5080"/>
+            <wp:docPr id="2024035327" name="Picture 1"/>
+            <wp:cNvGraphicFramePr>
+              <a:graphicFrameLocks xmlns:a="http://schemas.openxmlformats.org/drawingml/2006/main" noChangeAspect="1"/>
+            </wp:cNvGraphicFramePr>
+            <a:graphic xmlns:a="http://schemas.openxmlformats.org/drawingml/2006/main">
+              <a:graphicData uri="http://schemas.openxmlformats.org/drawingml/2006/picture">
+                <pic:pic xmlns:pic="http://schemas.openxmlformats.org/drawingml/2006/picture">
+                  <pic:nvPicPr>
+                    <pic:cNvPr id="2024035327" name=""/>
+                    <pic:cNvPicPr/>
+                  </pic:nvPicPr>
+                  <pic:blipFill>
+                    <a:blip r:embed="rId36"/>
+                    <a:stretch>
+                      <a:fillRect/>
+                    </a:stretch>
+                  </pic:blipFill>
+                  <pic:spPr>
+                    <a:xfrm>
+                      <a:off x="0" y="0"/>
+                      <a:ext cx="5943600" cy="1798320"/>
+                    </a:xfrm>
+                    <a:prstGeom prst="rect">
+                      <a:avLst/>
+                    </a:prstGeom>
+                  </pic:spPr>
+                </pic:pic>
+              </a:graphicData>
+            </a:graphic>
+          </wp:inline>
+        </w:drawing>
+      </w:r>
+    </w:p>
+    <w:p>
+      <w:pPr>
+        <w:rPr>
+          <w:b/>
+          <w:bCs/>
+          <w:lang w:val="en-CA"/>
+        </w:rPr>
+      </w:pPr>
+    </w:p>
+    <w:p>
+      <w:pPr>
+        <w:rPr>
+          <w:rFonts w:ascii="-webkit-standard" w:hAnsi="-webkit-standard"/>
+          <w:color w:val="000000"/>
+          <w:sz w:val="27"/>
+          <w:szCs w:val="27"/>
+          <w:lang w:val="en-CA"/>
+        </w:rPr>
+      </w:pPr>
+      <w:r>
+        <w:rPr>
+          <w:rFonts w:ascii="-webkit-standard" w:hAnsi="-webkit-standard"/>
+          <w:color w:val="000000"/>
+          <w:sz w:val="27"/>
+          <w:szCs w:val="27"/>
+          <w:lang w:val="en-CA"/>
+        </w:rPr>
+        <w:t>“Following refinement of the coding scheme to distinguish between general references to funding and externally imposed constraints on resource use, model performance improved. Precision for resource dependence remained high (0.72), while recall increased (0.65), indicating improved identification of both explicit and implicit forms of dependence. This suggests that incorporating control- and condition-based indicators of dependence enhances classification performance.”</w:t>
+      </w:r>
+    </w:p>
+    <w:p>
+      <w:pPr>
+        <w:rPr>
+          <w:b/>
+          <w:bCs/>
+          <w:lang w:val="en-CA"/>
+        </w:rPr>
+      </w:pPr>
+    </w:p>
+    <w:p>
+      <w:pPr>
+        <w:rPr>
+          <w:b/>
+          <w:bCs/>
+          <w:lang w:val="en-CA"/>
+        </w:rPr>
+      </w:pPr>
+      <w:r>
+        <w:rPr>
+          <w:b/>
+          <w:bCs/>
+          <w:lang w:val="en-CA"/>
+        </w:rPr>
+        <w:t>Memory</w:t>
+      </w:r>
+    </w:p>
+    <w:p>
+      <w:pPr>
+        <w:rPr>
+          <w:b/>
+          <w:bCs/>
+          <w:lang w:val="en-CA"/>
+        </w:rPr>
+      </w:pPr>
+    </w:p>
+    <w:p>
+      <w:pPr>
+        <w:rPr>
+          <w:b/>
+          <w:bCs/>
+          <w:lang w:val="en-CA"/>
+        </w:rPr>
+      </w:pPr>
+    </w:p>
+    <w:p>
+      <w:pPr>
+        <w:rPr>
+          <w:b/>
+          <w:bCs/>
+          <w:lang w:val="en-CA"/>
+        </w:rPr>
+      </w:pPr>
+    </w:p>
+    <w:p>
+      <w:pPr>
+        <w:rPr>
+          <w:b/>
+          <w:bCs/>
+          <w:lang w:val="en-CA"/>
+        </w:rPr>
+      </w:pPr>
+    </w:p>
+    <w:p>
+      <w:pPr>
+        <w:rPr>
+          <w:b/>
+          <w:bCs/>
+          <w:lang w:val="en-CA"/>
+        </w:rPr>
+      </w:pPr>
+    </w:p>
+    <w:p>
+      <w:pPr>
+        <w:rPr>
+          <w:b/>
+          <w:bCs/>
+          <w:lang w:val="en-CA"/>
+        </w:rPr>
+      </w:pPr>
+    </w:p>
+    <w:p>
+      <w:pPr>
+        <w:rPr>
+          <w:b/>
+          <w:bCs/>
+          <w:lang w:val="en-CA"/>
+        </w:rPr>
+      </w:pPr>
+      <w:r>
+        <w:rPr>
+          <w:noProof/>
+        </w:rPr>
+        <w:lastRenderedPageBreak/>
+        <w:drawing>
+          <wp:inline distT="0" distB="0" distL="0" distR="0" wp14:anchorId="71B8A8A4" wp14:editId="2DFE16E4">
+            <wp:extent cx="3220085" cy="2743200"/>
+            <wp:effectExtent l="0" t="0" r="5715" b="0"/>
+            <wp:docPr id="1105808919" name="Picture 13"/>
+            <wp:cNvGraphicFramePr>
+              <a:graphicFrameLocks xmlns:a="http://schemas.openxmlformats.org/drawingml/2006/main" noChangeAspect="1"/>
+            </wp:cNvGraphicFramePr>
+            <a:graphic xmlns:a="http://schemas.openxmlformats.org/drawingml/2006/main">
+              <a:graphicData uri="http://schemas.openxmlformats.org/drawingml/2006/picture">
+                <pic:pic xmlns:pic="http://schemas.openxmlformats.org/drawingml/2006/picture">
+                  <pic:nvPicPr>
+                    <pic:cNvPr id="0" name="Picture 254"/>
+                    <pic:cNvPicPr>
+                      <a:picLocks noChangeAspect="1" noChangeArrowheads="1"/>
+                    </pic:cNvPicPr>
+                  </pic:nvPicPr>
+                  <pic:blipFill>
+                    <a:blip r:embed="rId37">
+                      <a:extLst>
+                        <a:ext uri="{28A0092B-C50C-407E-A947-70E740481C1C}">
+                          <a14:useLocalDpi xmlns:a14="http://schemas.microsoft.com/office/drawing/2010/main" val="0"/>
+                        </a:ext>
+                      </a:extLst>
+                    </a:blip>
+                    <a:srcRect/>
+                    <a:stretch>
+                      <a:fillRect/>
+                    </a:stretch>
+                  </pic:blipFill>
+                  <pic:spPr bwMode="auto">
+                    <a:xfrm>
+                      <a:off x="0" y="0"/>
+                      <a:ext cx="3220085" cy="2743200"/>
+                    </a:xfrm>
+                    <a:prstGeom prst="rect">
+                      <a:avLst/>
+                    </a:prstGeom>
+                    <a:noFill/>
+                    <a:ln>
+                      <a:noFill/>
+                    </a:ln>
+                  </pic:spPr>
+                </pic:pic>
+              </a:graphicData>
+            </a:graphic>
+          </wp:inline>
+        </w:drawing>
+      </w:r>
+    </w:p>
+    <w:p>
+      <w:pPr>
+        <w:rPr>
+          <w:b/>
+          <w:bCs/>
+          <w:lang w:val="en-CA"/>
+        </w:rPr>
+      </w:pPr>
+    </w:p>
+    <w:p>
+      <w:pPr>
+        <w:rPr>
+          <w:b/>
+          <w:bCs/>
+          <w:lang w:val="en-CA"/>
+        </w:rPr>
+      </w:pPr>
+      <w:r>
+        <w:rPr>
+          <w:b/>
+          <w:bCs/>
+          <w:lang w:val="en-CA"/>
+        </w:rPr>
+        <w:drawing>
+          <wp:inline distT="0" distB="0" distL="0" distR="0" wp14:anchorId="32101FE1" wp14:editId="757673FC">
+            <wp:extent cx="5943600" cy="2139950"/>
+            <wp:effectExtent l="0" t="0" r="0" b="6350"/>
+            <wp:docPr id="652529550" name="Picture 1"/>
+            <wp:cNvGraphicFramePr>
+              <a:graphicFrameLocks xmlns:a="http://schemas.openxmlformats.org/drawingml/2006/main" noChangeAspect="1"/>
+            </wp:cNvGraphicFramePr>
+            <a:graphic xmlns:a="http://schemas.openxmlformats.org/drawingml/2006/main">
+              <a:graphicData uri="http://schemas.openxmlformats.org/drawingml/2006/picture">
+                <pic:pic xmlns:pic="http://schemas.openxmlformats.org/drawingml/2006/picture">
+                  <pic:nvPicPr>
+                    <pic:cNvPr id="652529550" name=""/>
+                    <pic:cNvPicPr/>
+                  </pic:nvPicPr>
+                  <pic:blipFill>
+                    <a:blip r:embed="rId38"/>
+                    <a:stretch>
+                      <a:fillRect/>
+                    </a:stretch>
+                  </pic:blipFill>
+                  <pic:spPr>
+                    <a:xfrm>
+                      <a:off x="0" y="0"/>
+                      <a:ext cx="5943600" cy="2139950"/>
+                    </a:xfrm>
+                    <a:prstGeom prst="rect">
+                      <a:avLst/>
+                    </a:prstGeom>
+                  </pic:spPr>
+                </pic:pic>
+              </a:graphicData>
+            </a:graphic>
+          </wp:inline>
+        </w:drawing>
+      </w:r>
+    </w:p>
+    <w:p>
+      <w:pPr>
+        <w:rPr>
+          <w:rFonts w:ascii="-webkit-standard" w:hAnsi="-webkit-standard"/>
+          <w:color w:val="000000"/>
+          <w:sz w:val="27"/>
+          <w:szCs w:val="27"/>
+          <w:lang w:val="en-CA"/>
+        </w:rPr>
+      </w:pPr>
+      <w:r>
+        <w:rPr>
+          <w:rFonts w:ascii="-webkit-standard" w:hAnsi="-webkit-standard"/>
+          <w:color w:val="000000"/>
+          <w:sz w:val="27"/>
+          <w:szCs w:val="27"/>
+          <w:lang w:val="en-CA"/>
+        </w:rPr>
+        <w:t>“Memory-based approaches increased recall but substantially reduced precision, suggesting that without explicit rule-based constraints, models tend to overgeneralize resource dependence from surface-level indicators such as references to government or funding.”</w:t>
+      </w:r>
+    </w:p>
+    <w:p>
+      <w:pPr>
+        <w:rPr>
+          <w:rFonts w:ascii="-webkit-standard" w:hAnsi="-webkit-standard"/>
+          <w:color w:val="000000"/>
+          <w:sz w:val="27"/>
+          <w:szCs w:val="27"/>
+          <w:lang w:val="en-CA"/>
+        </w:rPr>
+      </w:pPr>
+    </w:p>
+    <w:p>
+      <w:pPr>
+        <w:rPr>
+          <w:b/>
+          <w:bCs/>
+          <w:lang w:val="en-CA"/>
+        </w:rPr>
+      </w:pPr>
+    </w:p>
+    <w:p>
+      <w:pPr>
+        <w:rPr>
+          <w:b/>
+          <w:bCs/>
+          <w:lang w:val="en-CA"/>
+        </w:rPr>
+      </w:pPr>
+      <w:r>
+        <w:rPr>
+          <w:b/>
+          <w:bCs/>
+          <w:lang w:val="en-CA"/>
+        </w:rPr>
+        <w:t>Memory + Feedback</w:t>
+      </w:r>
+    </w:p>
+    <w:p>
+      <w:pPr>
+        <w:rPr>
+          <w:b/>
+          <w:bCs/>
+          <w:lang w:val="en-CA"/>
+        </w:rPr>
+      </w:pPr>
+    </w:p>
     <w:sectPr>
-      <w:headerReference w:type="default" r:id="rId35"/>
+      <w:headerReference w:type="default" r:id="rId39"/>
       <w:pgSz w:w="12240" w:h="15840"/>
       <w:pgMar w:top="1440" w:right="1440" w:bottom="1440" w:left="1440" w:header="708" w:footer="708" w:gutter="0"/>
       <w:cols w:space="708"/>

--- a/assignment3/docs/Text Analysis - Assignment 3 - Sara Murphy - V2.docx
+++ b/assignment3/docs/Text Analysis - Assignment 3 - Sara Murphy - V2.docx
@@ -8262,12 +8262,15 @@
       </w:pPr>
       <w:r>
         <w:rPr>
-          <w:rFonts w:ascii="Times New Roman" w:eastAsia="Times New Roman" w:hAnsi="Times New Roman" w:cs="Times New Roman"/>
           <w:noProof/>
-          <w:lang w:val="en-CA"/>
-        </w:rPr>
-        <w:pict w14:anchorId="6187A860">
-          <v:rect id="_x0000_i1027" style="width:0;height:1.5pt" o:hralign="center" o:hrstd="t" o:hr="t" fillcolor="#a0a0a0" stroked="f"/>
+        </w:rPr>
+      </w:r>
+      <w:r>
+        <w:pict w14:anchorId="581960D3">
+          <v:rect id="Horizontal Line 263" o:spid="_x0000_s1029" style="width:468pt;height:.1pt;visibility:visible;mso-wrap-style:square;mso-left-percent:-10001;mso-top-percent:-10001;mso-position-horizontal:absolute;mso-position-horizontal-relative:char;mso-position-vertical:absolute;mso-position-vertical-relative:line;mso-left-percent:-10001;mso-top-percent:-10001;v-text-anchor:top" o:gfxdata="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" filled="f">
+            <o:lock v:ext="edit" rotation="t" aspectratio="t" verticies="t" text="t" shapetype="t"/>
+            <w10:anchorlock/>
+          </v:rect>
         </w:pict>
       </w:r>
     </w:p>
@@ -8854,12 +8857,15 @@
       </w:pPr>
       <w:r>
         <w:rPr>
-          <w:rFonts w:ascii="Times New Roman" w:eastAsia="Times New Roman" w:hAnsi="Times New Roman" w:cs="Times New Roman"/>
           <w:noProof/>
-          <w:lang w:val="en-CA"/>
-        </w:rPr>
-        <w:pict w14:anchorId="48B5C687">
-          <v:rect id="_x0000_i1026" alt="" style="width:468pt;height:.05pt;mso-width-percent:0;mso-height-percent:0;mso-width-percent:0;mso-height-percent:0" o:hralign="center" o:hrstd="t" o:hr="t" fillcolor="#a0a0a0" stroked="f"/>
+        </w:rPr>
+      </w:r>
+      <w:r>
+        <w:pict w14:anchorId="4FC8FAEE">
+          <v:rect id="Horizontal Line 262" o:spid="_x0000_s1028" style="width:468pt;height:.05pt;visibility:visible;mso-wrap-style:square;mso-left-percent:-10001;mso-top-percent:-10001;mso-position-horizontal:absolute;mso-position-horizontal-relative:char;mso-position-vertical:absolute;mso-position-vertical-relative:line;mso-left-percent:-10001;mso-top-percent:-10001;v-text-anchor:top" o:gfxdata="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" filled="f">
+            <o:lock v:ext="edit" rotation="t" aspectratio="t" verticies="t" text="t" shapetype="t"/>
+            <w10:anchorlock/>
+          </v:rect>
         </w:pict>
       </w:r>
     </w:p>
@@ -8954,8 +8960,8 @@
         </w:rPr>
       </w:r>
       <w:r>
-        <w:pict w14:anchorId="26A973AA">
-          <v:rect id="Horizontal Line 235" o:spid="_x0000_s1026" style="width:468pt;height:.1pt;visibility:visible;mso-wrap-style:square;mso-left-percent:-10001;mso-top-percent:-10001;mso-position-horizontal:absolute;mso-position-horizontal-relative:char;mso-position-vertical:absolute;mso-position-vertical-relative:line;mso-left-percent:-10001;mso-top-percent:-10001;v-text-anchor:top" o:gfxdata="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" filled="f">
+        <w:pict w14:anchorId="17A009DB">
+          <v:rect id="Horizontal Line 261" o:spid="_x0000_s1027" style="width:468pt;height:.05pt;visibility:visible;mso-wrap-style:square;mso-left-percent:-10001;mso-top-percent:-10001;mso-position-horizontal:absolute;mso-position-horizontal-relative:char;mso-position-vertical:absolute;mso-position-vertical-relative:line;mso-left-percent:-10001;mso-top-percent:-10001;v-text-anchor:top" o:gfxdata="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" filled="f">
             <o:lock v:ext="edit" rotation="t" aspectratio="t" verticies="t" text="t" shapetype="t"/>
             <w10:anchorlock/>
           </v:rect>
@@ -10425,8 +10431,18 @@
           <w:szCs w:val="21"/>
           <w:lang w:val="en-CA"/>
         </w:rPr>
+        <w:t xml:space="preserve">Only assign 1 if the sentence clearly reflects being "stuck", vulnerable or highly dependent on the government for resources. Simply stating or </w:t>
+      </w:r>
+      <w:r>
+        <w:rPr>
+          <w:rFonts w:ascii="Courier New" w:eastAsia="Times New Roman" w:hAnsi="Courier New" w:cs="Courier New"/>
+          <w:color w:val="A31515"/>
+          <w:sz w:val="21"/>
+          <w:szCs w:val="21"/>
+          <w:lang w:val="en-CA"/>
+        </w:rPr>
         <w:lastRenderedPageBreak/>
-        <w:t>Only assign 1 if the sentence clearly reflects being "stuck", vulnerable or highly dependent on the government for resources. Simply stating or describing policy changes (such as the tuition freeze) is not a sign of resource dependence language.</w:t>
+        <w:t>describing policy changes (such as the tuition freeze) is not a sign of resource dependence language.</w:t>
       </w:r>
     </w:p>
     <w:p>
@@ -14148,6 +14164,154 @@
     </w:p>
     <w:p>
       <w:pPr>
+        <w:spacing w:before="100" w:beforeAutospacing="1" w:after="100" w:afterAutospacing="1"/>
+        <w:outlineLvl w:val="2"/>
+        <w:rPr>
+          <w:rFonts w:ascii="Times New Roman" w:eastAsia="Times New Roman" w:hAnsi="Times New Roman" w:cs="Times New Roman"/>
+          <w:b/>
+          <w:bCs/>
+          <w:color w:val="000000"/>
+          <w:sz w:val="27"/>
+          <w:szCs w:val="27"/>
+          <w:lang w:val="en-CA"/>
+        </w:rPr>
+      </w:pPr>
+      <w:r>
+        <w:rPr>
+          <w:rFonts w:ascii="Times New Roman" w:eastAsia="Times New Roman" w:hAnsi="Times New Roman" w:cs="Times New Roman"/>
+          <w:b/>
+          <w:bCs/>
+          <w:color w:val="000000"/>
+          <w:sz w:val="27"/>
+          <w:szCs w:val="27"/>
+          <w:lang w:val="en-CA"/>
+        </w:rPr>
+        <w:t>1. A robustness check</w:t>
+      </w:r>
+    </w:p>
+    <w:p>
+      <w:pPr>
+        <w:spacing w:before="100" w:beforeAutospacing="1" w:after="100" w:afterAutospacing="1"/>
+        <w:rPr>
+          <w:rFonts w:ascii="Times New Roman" w:eastAsia="Times New Roman" w:hAnsi="Times New Roman" w:cs="Times New Roman"/>
+          <w:color w:val="000000"/>
+          <w:lang w:val="en-CA"/>
+        </w:rPr>
+      </w:pPr>
+      <w:r>
+        <w:rPr>
+          <w:rFonts w:ascii="Times New Roman" w:eastAsia="Times New Roman" w:hAnsi="Times New Roman" w:cs="Times New Roman"/>
+          <w:color w:val="000000"/>
+          <w:lang w:val="en-CA"/>
+        </w:rPr>
+        <w:t>Show:</w:t>
+      </w:r>
+    </w:p>
+    <w:p>
+      <w:pPr>
+        <w:spacing w:before="100" w:beforeAutospacing="1" w:after="100" w:afterAutospacing="1"/>
+        <w:rPr>
+          <w:rFonts w:ascii="Times New Roman" w:eastAsia="Times New Roman" w:hAnsi="Times New Roman" w:cs="Times New Roman"/>
+          <w:color w:val="000000"/>
+          <w:lang w:val="en-CA"/>
+        </w:rPr>
+      </w:pPr>
+      <w:r>
+        <w:rPr>
+          <w:rFonts w:ascii="Times New Roman" w:eastAsia="Times New Roman" w:hAnsi="Times New Roman" w:cs="Times New Roman"/>
+          <w:color w:val="000000"/>
+          <w:lang w:val="en-CA"/>
+        </w:rPr>
+        <w:t>“when constraints are relaxed, dependence is over-detected”</w:t>
+      </w:r>
+    </w:p>
+    <w:p>
+      <w:pPr>
+        <w:rPr>
+          <w:rFonts w:ascii="Times New Roman" w:eastAsia="Times New Roman" w:hAnsi="Times New Roman" w:cs="Times New Roman"/>
+          <w:lang w:val="en-CA"/>
+        </w:rPr>
+      </w:pPr>
+      <w:r>
+        <w:rPr>
+          <w:noProof/>
+        </w:rPr>
+      </w:r>
+      <w:r>
+        <w:pict w14:anchorId="384DD67B">
+          <v:rect id="Rectangle 15" o:spid="_x0000_s1026" style="width:468pt;height:.1pt;visibility:visible;mso-wrap-style:square;mso-left-percent:-10001;mso-top-percent:-10001;mso-position-horizontal:absolute;mso-position-horizontal-relative:char;mso-position-vertical:absolute;mso-position-vertical-relative:line;mso-left-percent:-10001;mso-top-percent:-10001;v-text-anchor:top" o:gfxdata="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" filled="f">
+            <o:lock v:ext="edit" aspectratio="t"/>
+            <w10:anchorlock/>
+          </v:rect>
+        </w:pict>
+      </w:r>
+    </w:p>
+    <w:p>
+      <w:pPr>
+        <w:spacing w:before="100" w:beforeAutospacing="1" w:after="100" w:afterAutospacing="1"/>
+        <w:outlineLvl w:val="2"/>
+        <w:rPr>
+          <w:rFonts w:ascii="Times New Roman" w:eastAsia="Times New Roman" w:hAnsi="Times New Roman" w:cs="Times New Roman"/>
+          <w:b/>
+          <w:bCs/>
+          <w:color w:val="000000"/>
+          <w:sz w:val="27"/>
+          <w:szCs w:val="27"/>
+          <w:lang w:val="en-CA"/>
+        </w:rPr>
+      </w:pPr>
+      <w:r>
+        <w:rPr>
+          <w:rFonts w:ascii="Times New Roman" w:eastAsia="Times New Roman" w:hAnsi="Times New Roman" w:cs="Times New Roman"/>
+          <w:b/>
+          <w:bCs/>
+          <w:color w:val="000000"/>
+          <w:sz w:val="27"/>
+          <w:szCs w:val="27"/>
+          <w:lang w:val="en-CA"/>
+        </w:rPr>
+        <w:t>2. Evidence of construct ambiguity</w:t>
+      </w:r>
+    </w:p>
+    <w:p>
+      <w:pPr>
+        <w:spacing w:before="100" w:beforeAutospacing="1" w:after="100" w:afterAutospacing="1"/>
+        <w:rPr>
+          <w:rFonts w:ascii="Times New Roman" w:eastAsia="Times New Roman" w:hAnsi="Times New Roman" w:cs="Times New Roman"/>
+          <w:color w:val="000000"/>
+          <w:lang w:val="en-CA"/>
+        </w:rPr>
+      </w:pPr>
+      <w:r>
+        <w:rPr>
+          <w:rFonts w:ascii="Times New Roman" w:eastAsia="Times New Roman" w:hAnsi="Times New Roman" w:cs="Times New Roman"/>
+          <w:color w:val="000000"/>
+          <w:lang w:val="en-CA"/>
+        </w:rPr>
+        <w:lastRenderedPageBreak/>
+        <w:t>It demonstrates:</w:t>
+      </w:r>
+    </w:p>
+    <w:p>
+      <w:pPr>
+        <w:spacing w:before="100" w:beforeAutospacing="1" w:after="100" w:afterAutospacing="1"/>
+        <w:rPr>
+          <w:rFonts w:ascii="Times New Roman" w:eastAsia="Times New Roman" w:hAnsi="Times New Roman" w:cs="Times New Roman"/>
+          <w:color w:val="000000"/>
+          <w:lang w:val="en-CA"/>
+        </w:rPr>
+      </w:pPr>
+      <w:r>
+        <w:rPr>
+          <w:rFonts w:ascii="Times New Roman" w:eastAsia="Times New Roman" w:hAnsi="Times New Roman" w:cs="Times New Roman"/>
+          <w:color w:val="000000"/>
+          <w:lang w:val="en-CA"/>
+        </w:rPr>
+        <w:t>the concept is easy to overgeneralize</w:t>
+      </w:r>
+    </w:p>
+    <w:p>
+      <w:pPr>
         <w:rPr>
           <w:b/>
           <w:bCs/>
@@ -14181,8 +14345,225 @@
         </w:rPr>
       </w:pPr>
     </w:p>
+    <w:p>
+      <w:pPr>
+        <w:rPr>
+          <w:b/>
+          <w:bCs/>
+          <w:lang w:val="en-CA"/>
+        </w:rPr>
+      </w:pPr>
+      <w:r>
+        <w:rPr>
+          <w:noProof/>
+        </w:rPr>
+        <w:drawing>
+          <wp:inline distT="0" distB="0" distL="0" distR="0" wp14:anchorId="558CB343" wp14:editId="46AA490C">
+            <wp:extent cx="3220085" cy="2743200"/>
+            <wp:effectExtent l="0" t="0" r="5715" b="0"/>
+            <wp:docPr id="1161575062" name="Picture 14"/>
+            <wp:cNvGraphicFramePr>
+              <a:graphicFrameLocks xmlns:a="http://schemas.openxmlformats.org/drawingml/2006/main" noChangeAspect="1"/>
+            </wp:cNvGraphicFramePr>
+            <a:graphic xmlns:a="http://schemas.openxmlformats.org/drawingml/2006/main">
+              <a:graphicData uri="http://schemas.openxmlformats.org/drawingml/2006/picture">
+                <pic:pic xmlns:pic="http://schemas.openxmlformats.org/drawingml/2006/picture">
+                  <pic:nvPicPr>
+                    <pic:cNvPr id="0" name="Picture 258"/>
+                    <pic:cNvPicPr>
+                      <a:picLocks noChangeAspect="1" noChangeArrowheads="1"/>
+                    </pic:cNvPicPr>
+                  </pic:nvPicPr>
+                  <pic:blipFill>
+                    <a:blip r:embed="rId39">
+                      <a:extLst>
+                        <a:ext uri="{28A0092B-C50C-407E-A947-70E740481C1C}">
+                          <a14:useLocalDpi xmlns:a14="http://schemas.microsoft.com/office/drawing/2010/main" val="0"/>
+                        </a:ext>
+                      </a:extLst>
+                    </a:blip>
+                    <a:srcRect/>
+                    <a:stretch>
+                      <a:fillRect/>
+                    </a:stretch>
+                  </pic:blipFill>
+                  <pic:spPr bwMode="auto">
+                    <a:xfrm>
+                      <a:off x="0" y="0"/>
+                      <a:ext cx="3220085" cy="2743200"/>
+                    </a:xfrm>
+                    <a:prstGeom prst="rect">
+                      <a:avLst/>
+                    </a:prstGeom>
+                    <a:noFill/>
+                    <a:ln>
+                      <a:noFill/>
+                    </a:ln>
+                  </pic:spPr>
+                </pic:pic>
+              </a:graphicData>
+            </a:graphic>
+          </wp:inline>
+        </w:drawing>
+      </w:r>
+    </w:p>
+    <w:p>
+      <w:pPr>
+        <w:rPr>
+          <w:b/>
+          <w:bCs/>
+          <w:lang w:val="en-CA"/>
+        </w:rPr>
+      </w:pPr>
+      <w:r>
+        <w:rPr>
+          <w:b/>
+          <w:bCs/>
+          <w:lang w:val="en-CA"/>
+        </w:rPr>
+        <w:drawing>
+          <wp:inline distT="0" distB="0" distL="0" distR="0" wp14:anchorId="26B502CC" wp14:editId="4A629FF4">
+            <wp:extent cx="5943600" cy="1942465"/>
+            <wp:effectExtent l="0" t="0" r="0" b="635"/>
+            <wp:docPr id="1054485850" name="Picture 1"/>
+            <wp:cNvGraphicFramePr>
+              <a:graphicFrameLocks xmlns:a="http://schemas.openxmlformats.org/drawingml/2006/main" noChangeAspect="1"/>
+            </wp:cNvGraphicFramePr>
+            <a:graphic xmlns:a="http://schemas.openxmlformats.org/drawingml/2006/main">
+              <a:graphicData uri="http://schemas.openxmlformats.org/drawingml/2006/picture">
+                <pic:pic xmlns:pic="http://schemas.openxmlformats.org/drawingml/2006/picture">
+                  <pic:nvPicPr>
+                    <pic:cNvPr id="1054485850" name=""/>
+                    <pic:cNvPicPr/>
+                  </pic:nvPicPr>
+                  <pic:blipFill>
+                    <a:blip r:embed="rId40"/>
+                    <a:stretch>
+                      <a:fillRect/>
+                    </a:stretch>
+                  </pic:blipFill>
+                  <pic:spPr>
+                    <a:xfrm>
+                      <a:off x="0" y="0"/>
+                      <a:ext cx="5943600" cy="1942465"/>
+                    </a:xfrm>
+                    <a:prstGeom prst="rect">
+                      <a:avLst/>
+                    </a:prstGeom>
+                  </pic:spPr>
+                </pic:pic>
+              </a:graphicData>
+            </a:graphic>
+          </wp:inline>
+        </w:drawing>
+      </w:r>
+    </w:p>
+    <w:p>
+      <w:pPr>
+        <w:rPr>
+          <w:b/>
+          <w:bCs/>
+          <w:lang w:val="en-CA"/>
+        </w:rPr>
+      </w:pPr>
+    </w:p>
+    <w:p>
+      <w:pPr>
+        <w:rPr>
+          <w:b/>
+          <w:bCs/>
+          <w:lang w:val="en-CA"/>
+        </w:rPr>
+      </w:pPr>
+      <w:r>
+        <w:rPr>
+          <w:b/>
+          <w:bCs/>
+          <w:lang w:val="en-CA"/>
+        </w:rPr>
+        <w:t xml:space="preserve">Overall </w:t>
+      </w:r>
+    </w:p>
+    <w:p>
+      <w:pPr>
+        <w:rPr>
+          <w:b/>
+          <w:bCs/>
+          <w:lang w:val="en-CA"/>
+        </w:rPr>
+      </w:pPr>
+      <w:r>
+        <w:rPr>
+          <w:b/>
+          <w:bCs/>
+          <w:lang w:val="en-CA"/>
+        </w:rPr>
+        <w:drawing>
+          <wp:inline distT="0" distB="0" distL="0" distR="0" wp14:anchorId="1A128F59" wp14:editId="7F78F631">
+            <wp:extent cx="5943600" cy="1814830"/>
+            <wp:effectExtent l="0" t="0" r="0" b="1270"/>
+            <wp:docPr id="1164027601" name="Picture 1"/>
+            <wp:cNvGraphicFramePr>
+              <a:graphicFrameLocks xmlns:a="http://schemas.openxmlformats.org/drawingml/2006/main" noChangeAspect="1"/>
+            </wp:cNvGraphicFramePr>
+            <a:graphic xmlns:a="http://schemas.openxmlformats.org/drawingml/2006/main">
+              <a:graphicData uri="http://schemas.openxmlformats.org/drawingml/2006/picture">
+                <pic:pic xmlns:pic="http://schemas.openxmlformats.org/drawingml/2006/picture">
+                  <pic:nvPicPr>
+                    <pic:cNvPr id="1164027601" name=""/>
+                    <pic:cNvPicPr/>
+                  </pic:nvPicPr>
+                  <pic:blipFill>
+                    <a:blip r:embed="rId41"/>
+                    <a:stretch>
+                      <a:fillRect/>
+                    </a:stretch>
+                  </pic:blipFill>
+                  <pic:spPr>
+                    <a:xfrm>
+                      <a:off x="0" y="0"/>
+                      <a:ext cx="5943600" cy="1814830"/>
+                    </a:xfrm>
+                    <a:prstGeom prst="rect">
+                      <a:avLst/>
+                    </a:prstGeom>
+                  </pic:spPr>
+                </pic:pic>
+              </a:graphicData>
+            </a:graphic>
+          </wp:inline>
+        </w:drawing>
+      </w:r>
+    </w:p>
+    <w:p>
+      <w:pPr>
+        <w:rPr>
+          <w:b/>
+          <w:bCs/>
+          <w:lang w:val="en-CA"/>
+        </w:rPr>
+      </w:pPr>
+    </w:p>
+    <w:p>
+      <w:pPr>
+        <w:rPr>
+          <w:b/>
+          <w:bCs/>
+          <w:lang w:val="en-CA"/>
+        </w:rPr>
+      </w:pPr>
+      <w:r>
+        <w:rPr>
+          <w:rFonts w:ascii="-webkit-standard" w:hAnsi="-webkit-standard"/>
+          <w:color w:val="000000"/>
+          <w:sz w:val="27"/>
+          <w:szCs w:val="27"/>
+        </w:rPr>
+        <w:t>“While classification accuracy was high, lower intercoder reliability and reduced performance on the dependence class suggest that the construct of resource dependence is inherently ambiguous in textual data and sensitive to coding decisions.”</w:t>
+      </w:r>
+    </w:p>
     <w:sectPr>
-      <w:headerReference w:type="default" r:id="rId39"/>
+      <w:headerReference w:type="default" r:id="rId42"/>
       <w:pgSz w:w="12240" w:h="15840"/>
       <w:pgMar w:top="1440" w:right="1440" w:bottom="1440" w:left="1440" w:header="708" w:footer="708" w:gutter="0"/>
       <w:cols w:space="708"/>
